--- a/ТЗ.docx
+++ b/ТЗ.docx
@@ -4,850 +4,192 @@
   <w:body>
     <w:p>
       <w:pPr>
-        <w:pStyle w:val="ad"/>
+        <w:spacing w:after="160" w:line="254" w:lineRule="auto"/>
+        <w:ind w:firstLine="0"/>
         <w:jc w:val="center"/>
         <w:rPr>
-          <w:sz w:val="28"/>
-          <w:szCs w:val="22"/>
-          <w:lang w:val="en-US"/>
-        </w:rPr>
-      </w:pPr>
-      <w:r>
-        <w:rPr>
-          <w:sz w:val="28"/>
-          <w:szCs w:val="22"/>
-        </w:rPr>
-        <w:t>ООО «</w:t>
-      </w:r>
-      <w:r>
-        <w:rPr>
-          <w:sz w:val="28"/>
-          <w:szCs w:val="22"/>
-        </w:rPr>
-        <w:t>Веб Депо</w:t>
-      </w:r>
-      <w:r>
-        <w:rPr>
-          <w:sz w:val="28"/>
-          <w:szCs w:val="22"/>
-        </w:rPr>
-        <w:t>»</w:t>
-      </w:r>
-    </w:p>
-    <w:p>
-      <w:pPr>
-        <w:pStyle w:val="ad"/>
-        <w:spacing w:line="20" w:lineRule="exact"/>
-        <w:ind w:left="195"/>
-        <w:rPr>
-          <w:sz w:val="2"/>
-        </w:rPr>
-      </w:pPr>
-      <w:r>
-        <w:rPr>
-          <w:noProof/>
-        </w:rPr>
-        <mc:AlternateContent>
-          <mc:Choice Requires="wpg">
-            <w:drawing>
-              <wp:inline distT="0" distB="0" distL="0" distR="0" wp14:anchorId="32D26A4D" wp14:editId="7CCBFEF5">
-                <wp:extent cx="5692775" cy="7620"/>
-                <wp:effectExtent l="9525" t="9525" r="12700" b="1905"/>
-                <wp:docPr id="225856769" name="Группа 8"/>
-                <wp:cNvGraphicFramePr>
-                  <a:graphicFrameLocks xmlns:a="http://schemas.openxmlformats.org/drawingml/2006/main"/>
-                </wp:cNvGraphicFramePr>
-                <a:graphic xmlns:a="http://schemas.openxmlformats.org/drawingml/2006/main">
-                  <a:graphicData uri="http://schemas.microsoft.com/office/word/2010/wordprocessingGroup">
-                    <wpg:wgp>
-                      <wpg:cNvGrpSpPr>
-                        <a:grpSpLocks/>
-                      </wpg:cNvGrpSpPr>
-                      <wpg:grpSpPr bwMode="auto">
-                        <a:xfrm>
-                          <a:off x="0" y="0"/>
-                          <a:ext cx="5692775" cy="7620"/>
-                          <a:chOff x="0" y="0"/>
-                          <a:chExt cx="8965" cy="12"/>
-                        </a:xfrm>
-                      </wpg:grpSpPr>
-                      <wps:wsp>
-                        <wps:cNvPr id="592985470" name="AutoShape 5"/>
-                        <wps:cNvSpPr>
-                          <a:spLocks/>
-                        </wps:cNvSpPr>
-                        <wps:spPr bwMode="auto">
-                          <a:xfrm>
-                            <a:off x="0" y="5"/>
-                            <a:ext cx="8965" cy="2"/>
-                          </a:xfrm>
-                          <a:custGeom>
-                            <a:avLst/>
-                            <a:gdLst>
-                              <a:gd name="T0" fmla="*/ 0 w 8965"/>
-                              <a:gd name="T1" fmla="*/ 0 h 2"/>
-                              <a:gd name="T2" fmla="*/ 559 w 8965"/>
-                              <a:gd name="T3" fmla="*/ 0 h 2"/>
-                              <a:gd name="T4" fmla="*/ 562 w 8965"/>
-                              <a:gd name="T5" fmla="*/ 0 h 2"/>
-                              <a:gd name="T6" fmla="*/ 980 w 8965"/>
-                              <a:gd name="T7" fmla="*/ 0 h 2"/>
-                              <a:gd name="T8" fmla="*/ 982 w 8965"/>
-                              <a:gd name="T9" fmla="*/ 0 h 2"/>
-                              <a:gd name="T10" fmla="*/ 1400 w 8965"/>
-                              <a:gd name="T11" fmla="*/ 0 h 2"/>
-                              <a:gd name="T12" fmla="*/ 1402 w 8965"/>
-                              <a:gd name="T13" fmla="*/ 0 h 2"/>
-                              <a:gd name="T14" fmla="*/ 1820 w 8965"/>
-                              <a:gd name="T15" fmla="*/ 0 h 2"/>
-                              <a:gd name="T16" fmla="*/ 1822 w 8965"/>
-                              <a:gd name="T17" fmla="*/ 0 h 2"/>
-                              <a:gd name="T18" fmla="*/ 2240 w 8965"/>
-                              <a:gd name="T19" fmla="*/ 0 h 2"/>
-                              <a:gd name="T20" fmla="*/ 2242 w 8965"/>
-                              <a:gd name="T21" fmla="*/ 0 h 2"/>
-                              <a:gd name="T22" fmla="*/ 2521 w 8965"/>
-                              <a:gd name="T23" fmla="*/ 0 h 2"/>
-                              <a:gd name="T24" fmla="*/ 2523 w 8965"/>
-                              <a:gd name="T25" fmla="*/ 0 h 2"/>
-                              <a:gd name="T26" fmla="*/ 2941 w 8965"/>
-                              <a:gd name="T27" fmla="*/ 0 h 2"/>
-                              <a:gd name="T28" fmla="*/ 2943 w 8965"/>
-                              <a:gd name="T29" fmla="*/ 0 h 2"/>
-                              <a:gd name="T30" fmla="*/ 3361 w 8965"/>
-                              <a:gd name="T31" fmla="*/ 0 h 2"/>
-                              <a:gd name="T32" fmla="*/ 3364 w 8965"/>
-                              <a:gd name="T33" fmla="*/ 0 h 2"/>
-                              <a:gd name="T34" fmla="*/ 3781 w 8965"/>
-                              <a:gd name="T35" fmla="*/ 0 h 2"/>
-                              <a:gd name="T36" fmla="*/ 3784 w 8965"/>
-                              <a:gd name="T37" fmla="*/ 0 h 2"/>
-                              <a:gd name="T38" fmla="*/ 4202 w 8965"/>
-                              <a:gd name="T39" fmla="*/ 0 h 2"/>
-                              <a:gd name="T40" fmla="*/ 4204 w 8965"/>
-                              <a:gd name="T41" fmla="*/ 0 h 2"/>
-                              <a:gd name="T42" fmla="*/ 4622 w 8965"/>
-                              <a:gd name="T43" fmla="*/ 0 h 2"/>
-                              <a:gd name="T44" fmla="*/ 4624 w 8965"/>
-                              <a:gd name="T45" fmla="*/ 0 h 2"/>
-                              <a:gd name="T46" fmla="*/ 4903 w 8965"/>
-                              <a:gd name="T47" fmla="*/ 0 h 2"/>
-                              <a:gd name="T48" fmla="*/ 4905 w 8965"/>
-                              <a:gd name="T49" fmla="*/ 0 h 2"/>
-                              <a:gd name="T50" fmla="*/ 5323 w 8965"/>
-                              <a:gd name="T51" fmla="*/ 0 h 2"/>
-                              <a:gd name="T52" fmla="*/ 5325 w 8965"/>
-                              <a:gd name="T53" fmla="*/ 0 h 2"/>
-                              <a:gd name="T54" fmla="*/ 5743 w 8965"/>
-                              <a:gd name="T55" fmla="*/ 0 h 2"/>
-                              <a:gd name="T56" fmla="*/ 5745 w 8965"/>
-                              <a:gd name="T57" fmla="*/ 0 h 2"/>
-                              <a:gd name="T58" fmla="*/ 6163 w 8965"/>
-                              <a:gd name="T59" fmla="*/ 0 h 2"/>
-                              <a:gd name="T60" fmla="*/ 6165 w 8965"/>
-                              <a:gd name="T61" fmla="*/ 0 h 2"/>
-                              <a:gd name="T62" fmla="*/ 6583 w 8965"/>
-                              <a:gd name="T63" fmla="*/ 0 h 2"/>
-                              <a:gd name="T64" fmla="*/ 6586 w 8965"/>
-                              <a:gd name="T65" fmla="*/ 0 h 2"/>
-                              <a:gd name="T66" fmla="*/ 7003 w 8965"/>
-                              <a:gd name="T67" fmla="*/ 0 h 2"/>
-                              <a:gd name="T68" fmla="*/ 7006 w 8965"/>
-                              <a:gd name="T69" fmla="*/ 0 h 2"/>
-                              <a:gd name="T70" fmla="*/ 7284 w 8965"/>
-                              <a:gd name="T71" fmla="*/ 0 h 2"/>
-                              <a:gd name="T72" fmla="*/ 7287 w 8965"/>
-                              <a:gd name="T73" fmla="*/ 0 h 2"/>
-                              <a:gd name="T74" fmla="*/ 7704 w 8965"/>
-                              <a:gd name="T75" fmla="*/ 0 h 2"/>
-                              <a:gd name="T76" fmla="*/ 7707 w 8965"/>
-                              <a:gd name="T77" fmla="*/ 0 h 2"/>
-                              <a:gd name="T78" fmla="*/ 8125 w 8965"/>
-                              <a:gd name="T79" fmla="*/ 0 h 2"/>
-                              <a:gd name="T80" fmla="*/ 8127 w 8965"/>
-                              <a:gd name="T81" fmla="*/ 0 h 2"/>
-                              <a:gd name="T82" fmla="*/ 8545 w 8965"/>
-                              <a:gd name="T83" fmla="*/ 0 h 2"/>
-                              <a:gd name="T84" fmla="*/ 8547 w 8965"/>
-                              <a:gd name="T85" fmla="*/ 0 h 2"/>
-                              <a:gd name="T86" fmla="*/ 8965 w 8965"/>
-                              <a:gd name="T87" fmla="*/ 0 h 2"/>
-                              <a:gd name="T88" fmla="*/ 0 60000 65536"/>
-                              <a:gd name="T89" fmla="*/ 0 60000 65536"/>
-                              <a:gd name="T90" fmla="*/ 0 60000 65536"/>
-                              <a:gd name="T91" fmla="*/ 0 60000 65536"/>
-                              <a:gd name="T92" fmla="*/ 0 60000 65536"/>
-                              <a:gd name="T93" fmla="*/ 0 60000 65536"/>
-                              <a:gd name="T94" fmla="*/ 0 60000 65536"/>
-                              <a:gd name="T95" fmla="*/ 0 60000 65536"/>
-                              <a:gd name="T96" fmla="*/ 0 60000 65536"/>
-                              <a:gd name="T97" fmla="*/ 0 60000 65536"/>
-                              <a:gd name="T98" fmla="*/ 0 60000 65536"/>
-                              <a:gd name="T99" fmla="*/ 0 60000 65536"/>
-                              <a:gd name="T100" fmla="*/ 0 60000 65536"/>
-                              <a:gd name="T101" fmla="*/ 0 60000 65536"/>
-                              <a:gd name="T102" fmla="*/ 0 60000 65536"/>
-                              <a:gd name="T103" fmla="*/ 0 60000 65536"/>
-                              <a:gd name="T104" fmla="*/ 0 60000 65536"/>
-                              <a:gd name="T105" fmla="*/ 0 60000 65536"/>
-                              <a:gd name="T106" fmla="*/ 0 60000 65536"/>
-                              <a:gd name="T107" fmla="*/ 0 60000 65536"/>
-                              <a:gd name="T108" fmla="*/ 0 60000 65536"/>
-                              <a:gd name="T109" fmla="*/ 0 60000 65536"/>
-                              <a:gd name="T110" fmla="*/ 0 60000 65536"/>
-                              <a:gd name="T111" fmla="*/ 0 60000 65536"/>
-                              <a:gd name="T112" fmla="*/ 0 60000 65536"/>
-                              <a:gd name="T113" fmla="*/ 0 60000 65536"/>
-                              <a:gd name="T114" fmla="*/ 0 60000 65536"/>
-                              <a:gd name="T115" fmla="*/ 0 60000 65536"/>
-                              <a:gd name="T116" fmla="*/ 0 60000 65536"/>
-                              <a:gd name="T117" fmla="*/ 0 60000 65536"/>
-                              <a:gd name="T118" fmla="*/ 0 60000 65536"/>
-                              <a:gd name="T119" fmla="*/ 0 60000 65536"/>
-                              <a:gd name="T120" fmla="*/ 0 60000 65536"/>
-                              <a:gd name="T121" fmla="*/ 0 60000 65536"/>
-                              <a:gd name="T122" fmla="*/ 0 60000 65536"/>
-                              <a:gd name="T123" fmla="*/ 0 60000 65536"/>
-                              <a:gd name="T124" fmla="*/ 0 60000 65536"/>
-                              <a:gd name="T125" fmla="*/ 0 60000 65536"/>
-                              <a:gd name="T126" fmla="*/ 0 60000 65536"/>
-                              <a:gd name="T127" fmla="*/ 0 60000 65536"/>
-                              <a:gd name="T128" fmla="*/ 0 60000 65536"/>
-                              <a:gd name="T129" fmla="*/ 0 60000 65536"/>
-                              <a:gd name="T130" fmla="*/ 0 60000 65536"/>
-                              <a:gd name="T131" fmla="*/ 0 60000 65536"/>
-                            </a:gdLst>
-                            <a:ahLst/>
-                            <a:cxnLst>
-                              <a:cxn ang="T88">
-                                <a:pos x="T0" y="T1"/>
-                              </a:cxn>
-                              <a:cxn ang="T89">
-                                <a:pos x="T2" y="T3"/>
-                              </a:cxn>
-                              <a:cxn ang="T90">
-                                <a:pos x="T4" y="T5"/>
-                              </a:cxn>
-                              <a:cxn ang="T91">
-                                <a:pos x="T6" y="T7"/>
-                              </a:cxn>
-                              <a:cxn ang="T92">
-                                <a:pos x="T8" y="T9"/>
-                              </a:cxn>
-                              <a:cxn ang="T93">
-                                <a:pos x="T10" y="T11"/>
-                              </a:cxn>
-                              <a:cxn ang="T94">
-                                <a:pos x="T12" y="T13"/>
-                              </a:cxn>
-                              <a:cxn ang="T95">
-                                <a:pos x="T14" y="T15"/>
-                              </a:cxn>
-                              <a:cxn ang="T96">
-                                <a:pos x="T16" y="T17"/>
-                              </a:cxn>
-                              <a:cxn ang="T97">
-                                <a:pos x="T18" y="T19"/>
-                              </a:cxn>
-                              <a:cxn ang="T98">
-                                <a:pos x="T20" y="T21"/>
-                              </a:cxn>
-                              <a:cxn ang="T99">
-                                <a:pos x="T22" y="T23"/>
-                              </a:cxn>
-                              <a:cxn ang="T100">
-                                <a:pos x="T24" y="T25"/>
-                              </a:cxn>
-                              <a:cxn ang="T101">
-                                <a:pos x="T26" y="T27"/>
-                              </a:cxn>
-                              <a:cxn ang="T102">
-                                <a:pos x="T28" y="T29"/>
-                              </a:cxn>
-                              <a:cxn ang="T103">
-                                <a:pos x="T30" y="T31"/>
-                              </a:cxn>
-                              <a:cxn ang="T104">
-                                <a:pos x="T32" y="T33"/>
-                              </a:cxn>
-                              <a:cxn ang="T105">
-                                <a:pos x="T34" y="T35"/>
-                              </a:cxn>
-                              <a:cxn ang="T106">
-                                <a:pos x="T36" y="T37"/>
-                              </a:cxn>
-                              <a:cxn ang="T107">
-                                <a:pos x="T38" y="T39"/>
-                              </a:cxn>
-                              <a:cxn ang="T108">
-                                <a:pos x="T40" y="T41"/>
-                              </a:cxn>
-                              <a:cxn ang="T109">
-                                <a:pos x="T42" y="T43"/>
-                              </a:cxn>
-                              <a:cxn ang="T110">
-                                <a:pos x="T44" y="T45"/>
-                              </a:cxn>
-                              <a:cxn ang="T111">
-                                <a:pos x="T46" y="T47"/>
-                              </a:cxn>
-                              <a:cxn ang="T112">
-                                <a:pos x="T48" y="T49"/>
-                              </a:cxn>
-                              <a:cxn ang="T113">
-                                <a:pos x="T50" y="T51"/>
-                              </a:cxn>
-                              <a:cxn ang="T114">
-                                <a:pos x="T52" y="T53"/>
-                              </a:cxn>
-                              <a:cxn ang="T115">
-                                <a:pos x="T54" y="T55"/>
-                              </a:cxn>
-                              <a:cxn ang="T116">
-                                <a:pos x="T56" y="T57"/>
-                              </a:cxn>
-                              <a:cxn ang="T117">
-                                <a:pos x="T58" y="T59"/>
-                              </a:cxn>
-                              <a:cxn ang="T118">
-                                <a:pos x="T60" y="T61"/>
-                              </a:cxn>
-                              <a:cxn ang="T119">
-                                <a:pos x="T62" y="T63"/>
-                              </a:cxn>
-                              <a:cxn ang="T120">
-                                <a:pos x="T64" y="T65"/>
-                              </a:cxn>
-                              <a:cxn ang="T121">
-                                <a:pos x="T66" y="T67"/>
-                              </a:cxn>
-                              <a:cxn ang="T122">
-                                <a:pos x="T68" y="T69"/>
-                              </a:cxn>
-                              <a:cxn ang="T123">
-                                <a:pos x="T70" y="T71"/>
-                              </a:cxn>
-                              <a:cxn ang="T124">
-                                <a:pos x="T72" y="T73"/>
-                              </a:cxn>
-                              <a:cxn ang="T125">
-                                <a:pos x="T74" y="T75"/>
-                              </a:cxn>
-                              <a:cxn ang="T126">
-                                <a:pos x="T76" y="T77"/>
-                              </a:cxn>
-                              <a:cxn ang="T127">
-                                <a:pos x="T78" y="T79"/>
-                              </a:cxn>
-                              <a:cxn ang="T128">
-                                <a:pos x="T80" y="T81"/>
-                              </a:cxn>
-                              <a:cxn ang="T129">
-                                <a:pos x="T82" y="T83"/>
-                              </a:cxn>
-                              <a:cxn ang="T130">
-                                <a:pos x="T84" y="T85"/>
-                              </a:cxn>
-                              <a:cxn ang="T131">
-                                <a:pos x="T86" y="T87"/>
-                              </a:cxn>
-                            </a:cxnLst>
-                            <a:rect l="0" t="0" r="r" b="b"/>
-                            <a:pathLst>
-                              <a:path w="8965" h="2">
-                                <a:moveTo>
-                                  <a:pt x="0" y="0"/>
-                                </a:moveTo>
-                                <a:lnTo>
-                                  <a:pt x="559" y="0"/>
-                                </a:lnTo>
-                                <a:moveTo>
-                                  <a:pt x="562" y="0"/>
-                                </a:moveTo>
-                                <a:lnTo>
-                                  <a:pt x="980" y="0"/>
-                                </a:lnTo>
-                                <a:moveTo>
-                                  <a:pt x="982" y="0"/>
-                                </a:moveTo>
-                                <a:lnTo>
-                                  <a:pt x="1400" y="0"/>
-                                </a:lnTo>
-                                <a:moveTo>
-                                  <a:pt x="1402" y="0"/>
-                                </a:moveTo>
-                                <a:lnTo>
-                                  <a:pt x="1820" y="0"/>
-                                </a:lnTo>
-                                <a:moveTo>
-                                  <a:pt x="1822" y="0"/>
-                                </a:moveTo>
-                                <a:lnTo>
-                                  <a:pt x="2240" y="0"/>
-                                </a:lnTo>
-                                <a:moveTo>
-                                  <a:pt x="2242" y="0"/>
-                                </a:moveTo>
-                                <a:lnTo>
-                                  <a:pt x="2521" y="0"/>
-                                </a:lnTo>
-                                <a:moveTo>
-                                  <a:pt x="2523" y="0"/>
-                                </a:moveTo>
-                                <a:lnTo>
-                                  <a:pt x="2941" y="0"/>
-                                </a:lnTo>
-                                <a:moveTo>
-                                  <a:pt x="2943" y="0"/>
-                                </a:moveTo>
-                                <a:lnTo>
-                                  <a:pt x="3361" y="0"/>
-                                </a:lnTo>
-                                <a:moveTo>
-                                  <a:pt x="3364" y="0"/>
-                                </a:moveTo>
-                                <a:lnTo>
-                                  <a:pt x="3781" y="0"/>
-                                </a:lnTo>
-                                <a:moveTo>
-                                  <a:pt x="3784" y="0"/>
-                                </a:moveTo>
-                                <a:lnTo>
-                                  <a:pt x="4202" y="0"/>
-                                </a:lnTo>
-                                <a:moveTo>
-                                  <a:pt x="4204" y="0"/>
-                                </a:moveTo>
-                                <a:lnTo>
-                                  <a:pt x="4622" y="0"/>
-                                </a:lnTo>
-                                <a:moveTo>
-                                  <a:pt x="4624" y="0"/>
-                                </a:moveTo>
-                                <a:lnTo>
-                                  <a:pt x="4903" y="0"/>
-                                </a:lnTo>
-                                <a:moveTo>
-                                  <a:pt x="4905" y="0"/>
-                                </a:moveTo>
-                                <a:lnTo>
-                                  <a:pt x="5323" y="0"/>
-                                </a:lnTo>
-                                <a:moveTo>
-                                  <a:pt x="5325" y="0"/>
-                                </a:moveTo>
-                                <a:lnTo>
-                                  <a:pt x="5743" y="0"/>
-                                </a:lnTo>
-                                <a:moveTo>
-                                  <a:pt x="5745" y="0"/>
-                                </a:moveTo>
-                                <a:lnTo>
-                                  <a:pt x="6163" y="0"/>
-                                </a:lnTo>
-                                <a:moveTo>
-                                  <a:pt x="6165" y="0"/>
-                                </a:moveTo>
-                                <a:lnTo>
-                                  <a:pt x="6583" y="0"/>
-                                </a:lnTo>
-                                <a:moveTo>
-                                  <a:pt x="6586" y="0"/>
-                                </a:moveTo>
-                                <a:lnTo>
-                                  <a:pt x="7003" y="0"/>
-                                </a:lnTo>
-                                <a:moveTo>
-                                  <a:pt x="7006" y="0"/>
-                                </a:moveTo>
-                                <a:lnTo>
-                                  <a:pt x="7284" y="0"/>
-                                </a:lnTo>
-                                <a:moveTo>
-                                  <a:pt x="7287" y="0"/>
-                                </a:moveTo>
-                                <a:lnTo>
-                                  <a:pt x="7704" y="0"/>
-                                </a:lnTo>
-                                <a:moveTo>
-                                  <a:pt x="7707" y="0"/>
-                                </a:moveTo>
-                                <a:lnTo>
-                                  <a:pt x="8125" y="0"/>
-                                </a:lnTo>
-                                <a:moveTo>
-                                  <a:pt x="8127" y="0"/>
-                                </a:moveTo>
-                                <a:lnTo>
-                                  <a:pt x="8545" y="0"/>
-                                </a:lnTo>
-                                <a:moveTo>
-                                  <a:pt x="8547" y="0"/>
-                                </a:moveTo>
-                                <a:lnTo>
-                                  <a:pt x="8965" y="0"/>
-                                </a:lnTo>
-                              </a:path>
-                            </a:pathLst>
-                          </a:custGeom>
-                          <a:noFill/>
-                          <a:ln w="7132">
-                            <a:solidFill>
-                              <a:srgbClr val="000000"/>
-                            </a:solidFill>
-                            <a:round/>
-                            <a:headEnd/>
-                            <a:tailEnd/>
-                          </a:ln>
-                          <a:extLst>
-                            <a:ext uri="{909E8E84-426E-40DD-AFC4-6F175D3DCCD1}">
-                              <a14:hiddenFill xmlns:a14="http://schemas.microsoft.com/office/drawing/2010/main">
-                                <a:solidFill>
-                                  <a:srgbClr val="FFFFFF"/>
-                                </a:solidFill>
-                              </a14:hiddenFill>
-                            </a:ext>
-                          </a:extLst>
-                        </wps:spPr>
-                        <wps:bodyPr rot="0" vert="horz" wrap="square" lIns="91440" tIns="45720" rIns="91440" bIns="45720" anchor="t" anchorCtr="0" upright="1">
-                          <a:noAutofit/>
-                        </wps:bodyPr>
-                      </wps:wsp>
-                    </wpg:wgp>
-                  </a:graphicData>
-                </a:graphic>
-              </wp:inline>
-            </w:drawing>
-          </mc:Choice>
-          <mc:Fallback>
-            <w:pict>
-              <v:group w14:anchorId="34E4C288" id="Группа 8" o:spid="_x0000_s1026" style="width:448.25pt;height:.6pt;mso-position-horizontal-relative:char;mso-position-vertical-relative:line" coordsize="8965,12" o:gfxdata="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">
-                <v:shape id="AutoShape 5" o:spid="_x0000_s1027" style="position:absolute;top:5;width:8965;height:2;visibility:visible;mso-wrap-style:square;v-text-anchor:top" coordsize="8965,2" o:gfxdata="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" path="m,l559,t3,l980,t2,l1400,t2,l1820,t2,l2240,t2,l2521,t2,l2941,t2,l3361,t3,l3781,t3,l4202,t2,l4622,t2,l4903,t2,l5323,t2,l5743,t2,l6163,t2,l6583,t3,l7003,t3,l7284,t3,l7704,t3,l8125,t2,l8545,t2,l8965,e" filled="f" strokeweight=".19811mm">
-                  <v:path arrowok="t" o:connecttype="custom" o:connectlocs="0,0;559,0;562,0;980,0;982,0;1400,0;1402,0;1820,0;1822,0;2240,0;2242,0;2521,0;2523,0;2941,0;2943,0;3361,0;3364,0;3781,0;3784,0;4202,0;4204,0;4622,0;4624,0;4903,0;4905,0;5323,0;5325,0;5743,0;5745,0;6163,0;6165,0;6583,0;6586,0;7003,0;7006,0;7284,0;7287,0;7704,0;7707,0;8125,0;8127,0;8545,0;8547,0;8965,0" o:connectangles="0,0,0,0,0,0,0,0,0,0,0,0,0,0,0,0,0,0,0,0,0,0,0,0,0,0,0,0,0,0,0,0,0,0,0,0,0,0,0,0,0,0,0,0"/>
-                </v:shape>
-                <w10:anchorlock/>
-              </v:group>
-            </w:pict>
-          </mc:Fallback>
-        </mc:AlternateContent>
-      </w:r>
-    </w:p>
-    <w:p>
-      <w:pPr>
-        <w:pStyle w:val="ad"/>
-        <w:ind w:left="1003"/>
-      </w:pPr>
-      <w:r>
-        <w:t>наименование</w:t>
-      </w:r>
-      <w:r>
-        <w:rPr>
-          <w:spacing w:val="-7"/>
-        </w:rPr>
-        <w:t xml:space="preserve"> </w:t>
-      </w:r>
-      <w:r>
-        <w:t>организации-разработчика</w:t>
-      </w:r>
-      <w:r>
-        <w:rPr>
-          <w:spacing w:val="-6"/>
-        </w:rPr>
-        <w:t xml:space="preserve"> </w:t>
-      </w:r>
-      <w:r>
-        <w:t>технического</w:t>
-      </w:r>
-      <w:r>
-        <w:rPr>
-          <w:spacing w:val="-5"/>
-        </w:rPr>
-        <w:t xml:space="preserve"> </w:t>
-      </w:r>
-      <w:r>
-        <w:t>задания</w:t>
-      </w:r>
-      <w:r>
-        <w:rPr>
-          <w:spacing w:val="-5"/>
-        </w:rPr>
-        <w:t xml:space="preserve"> </w:t>
-      </w:r>
-      <w:r>
-        <w:t>на</w:t>
-      </w:r>
-      <w:r>
-        <w:rPr>
-          <w:spacing w:val="-6"/>
-        </w:rPr>
-        <w:t xml:space="preserve"> </w:t>
-      </w:r>
-      <w:r>
-        <w:t>автоматизированную</w:t>
-      </w:r>
-      <w:r>
-        <w:rPr>
-          <w:spacing w:val="-6"/>
-        </w:rPr>
-        <w:t xml:space="preserve"> </w:t>
-      </w:r>
-      <w:r>
-        <w:t>систему</w:t>
-      </w:r>
-    </w:p>
-    <w:p>
-      <w:pPr>
-        <w:pStyle w:val="ad"/>
-        <w:rPr>
-          <w:sz w:val="20"/>
-        </w:rPr>
-      </w:pPr>
-    </w:p>
-    <w:p>
-      <w:pPr>
-        <w:pStyle w:val="ad"/>
-        <w:spacing w:before="4"/>
-      </w:pPr>
+          <w:rFonts w:eastAsia="Calibri"/>
+          <w:b/>
+          <w:color w:val="000000" w:themeColor="text1"/>
+          <w:lang w:eastAsia="en-US"/>
+        </w:rPr>
+      </w:pPr>
+      <w:r>
+        <w:rPr>
+          <w:rFonts w:eastAsia="Calibri"/>
+          <w:b/>
+          <w:color w:val="000000" w:themeColor="text1"/>
+          <w:lang w:eastAsia="en-US"/>
+        </w:rPr>
+        <w:t>ТЕХНИЧЕСКОЕ ЗАДАНИЕ</w:t>
+      </w:r>
     </w:p>
     <w:tbl>
       <w:tblPr>
-        <w:tblStyle w:val="TableNormal"/>
-        <w:tblW w:w="0" w:type="auto"/>
-        <w:tblInd w:w="117" w:type="dxa"/>
+        <w:tblW w:w="9360" w:type="dxa"/>
         <w:tblLayout w:type="fixed"/>
-        <w:tblLook w:val="01E0" w:firstRow="1" w:lastRow="1" w:firstColumn="1" w:lastColumn="1" w:noHBand="0" w:noVBand="0"/>
+        <w:tblLook w:val="0400" w:firstRow="0" w:lastRow="0" w:firstColumn="0" w:lastColumn="0" w:noHBand="0" w:noVBand="1"/>
       </w:tblPr>
       <w:tblGrid>
-        <w:gridCol w:w="2577"/>
-        <w:gridCol w:w="6522"/>
+        <w:gridCol w:w="4679"/>
+        <w:gridCol w:w="4681"/>
       </w:tblGrid>
       <w:tr>
-        <w:trPr>
-          <w:trHeight w:val="1765"/>
-        </w:trPr>
         <w:tc>
           <w:tcPr>
-            <w:tcW w:w="9099" w:type="dxa"/>
-            <w:gridSpan w:val="2"/>
+            <w:tcW w:w="4677" w:type="dxa"/>
             <w:hideMark/>
           </w:tcPr>
           <w:p>
             <w:pPr>
-              <w:pStyle w:val="TableParagraph"/>
-              <w:spacing w:line="311" w:lineRule="exact"/>
-              <w:ind w:firstLine="22"/>
+              <w:ind w:firstLine="0"/>
               <w:jc w:val="center"/>
               <w:rPr>
-                <w:rFonts w:ascii="Times New Roman" w:hAnsi="Times New Roman"/>
-                <w:sz w:val="28"/>
-                <w:lang w:val="ru-RU"/>
+                <w:color w:val="000000" w:themeColor="text1"/>
+                <w:kern w:val="2"/>
+                <w:lang w:eastAsia="en-US"/>
+                <w14:ligatures w14:val="standardContextual"/>
               </w:rPr>
             </w:pPr>
             <w:r>
               <w:rPr>
-                <w:rFonts w:ascii="Times New Roman" w:hAnsi="Times New Roman"/>
-                <w:sz w:val="28"/>
-                <w:lang w:val="ru-RU"/>
+                <w:color w:val="000000" w:themeColor="text1"/>
+                <w:kern w:val="2"/>
+                <w:lang w:eastAsia="en-US"/>
+                <w14:ligatures w14:val="standardContextual"/>
+              </w:rPr>
+              <w:t>СОГЛАСОВАНО</w:t>
+            </w:r>
+          </w:p>
+          <w:p>
+            <w:pPr>
+              <w:ind w:firstLine="0"/>
+              <w:jc w:val="center"/>
+              <w:rPr>
+                <w:color w:val="000000" w:themeColor="text1"/>
+                <w:kern w:val="2"/>
+                <w:lang w:eastAsia="en-US"/>
+                <w14:ligatures w14:val="standardContextual"/>
+              </w:rPr>
+            </w:pPr>
+            <w:r>
+              <w:rPr>
+                <w:color w:val="000000" w:themeColor="text1"/>
+                <w:kern w:val="2"/>
+                <w:lang w:eastAsia="en-US"/>
+                <w14:ligatures w14:val="standardContextual"/>
+              </w:rPr>
+              <w:t>Ст. преп. кафедры ИТАС ________________ Д.Б. Кузнецов</w:t>
+            </w:r>
+          </w:p>
+          <w:p>
+            <w:pPr>
+              <w:ind w:firstLine="0"/>
+              <w:jc w:val="center"/>
+              <w:rPr>
+                <w:color w:val="000000" w:themeColor="text1"/>
+                <w:kern w:val="2"/>
+                <w:lang w:eastAsia="en-US"/>
+                <w14:ligatures w14:val="standardContextual"/>
+              </w:rPr>
+            </w:pPr>
+            <w:r>
+              <w:rPr>
+                <w:color w:val="000000" w:themeColor="text1"/>
+                <w:kern w:val="2"/>
+                <w:lang w:eastAsia="en-US"/>
+                <w14:ligatures w14:val="standardContextual"/>
+              </w:rPr>
+              <w:t>«___»___________________2024</w:t>
+            </w:r>
+          </w:p>
+        </w:tc>
+        <w:tc>
+          <w:tcPr>
+            <w:tcW w:w="4678" w:type="dxa"/>
+            <w:hideMark/>
+          </w:tcPr>
+          <w:p>
+            <w:pPr>
+              <w:ind w:firstLine="0"/>
+              <w:jc w:val="center"/>
+              <w:rPr>
+                <w:color w:val="000000" w:themeColor="text1"/>
+                <w:kern w:val="2"/>
+                <w:lang w:eastAsia="en-US"/>
+                <w14:ligatures w14:val="standardContextual"/>
+              </w:rPr>
+            </w:pPr>
+            <w:r>
+              <w:rPr>
+                <w:color w:val="000000" w:themeColor="text1"/>
+                <w:kern w:val="2"/>
+                <w:lang w:eastAsia="en-US"/>
+                <w14:ligatures w14:val="standardContextual"/>
               </w:rPr>
               <w:t>УТВЕРЖДАЮ</w:t>
             </w:r>
           </w:p>
           <w:p>
             <w:pPr>
-              <w:pStyle w:val="ad"/>
+              <w:ind w:firstLine="0"/>
               <w:jc w:val="center"/>
               <w:rPr>
-                <w:rFonts w:ascii="Times New Roman" w:hAnsi="Times New Roman"/>
-                <w:sz w:val="28"/>
-                <w:szCs w:val="22"/>
-                <w:lang w:val="ru-RU"/>
+                <w:color w:val="000000" w:themeColor="text1"/>
+                <w:kern w:val="2"/>
+                <w:lang w:eastAsia="en-US"/>
+                <w14:ligatures w14:val="standardContextual"/>
               </w:rPr>
             </w:pPr>
             <w:r>
               <w:rPr>
-                <w:rFonts w:ascii="Times New Roman" w:hAnsi="Times New Roman"/>
-                <w:sz w:val="28"/>
-                <w:lang w:val="ru-RU"/>
+                <w:color w:val="000000" w:themeColor="text1"/>
+                <w:kern w:val="2"/>
+                <w:lang w:eastAsia="en-US"/>
+                <w14:ligatures w14:val="standardContextual"/>
               </w:rPr>
-              <w:t>Руководитель (Директор,</w:t>
-            </w:r>
-            <w:r>
-              <w:rPr>
-                <w:rFonts w:ascii="Times New Roman" w:hAnsi="Times New Roman"/>
-                <w:spacing w:val="1"/>
-                <w:sz w:val="28"/>
-                <w:lang w:val="ru-RU"/>
-              </w:rPr>
-              <w:t xml:space="preserve"> </w:t>
-            </w:r>
-            <w:r>
-              <w:rPr>
-                <w:rFonts w:ascii="Times New Roman" w:hAnsi="Times New Roman"/>
-                <w:sz w:val="28"/>
-                <w:szCs w:val="22"/>
-                <w:lang w:val="ru-RU"/>
-              </w:rPr>
-              <w:t>ООО «Веб Депо»</w:t>
-            </w:r>
-            <w:r>
-              <w:rPr>
-                <w:rFonts w:ascii="Times New Roman" w:hAnsi="Times New Roman"/>
-                <w:sz w:val="28"/>
-                <w:lang w:val="ru-RU"/>
-              </w:rPr>
-              <w:t>)</w:t>
+              <w:t>Д-р экон. наук, проф., заведующий кафедрой ИТАС,</w:t>
             </w:r>
           </w:p>
-        </w:tc>
-      </w:tr>
-      <w:tr>
-        <w:trPr>
-          <w:trHeight w:val="1441"/>
-        </w:trPr>
-        <w:tc>
-          <w:tcPr>
-            <w:tcW w:w="2577" w:type="dxa"/>
-          </w:tcPr>
           <w:p>
             <w:pPr>
-              <w:pStyle w:val="TableParagraph"/>
-              <w:spacing w:before="155"/>
-              <w:ind w:left="-120" w:right="-135" w:firstLine="22"/>
-              <w:jc w:val="center"/>
+              <w:ind w:firstLine="0"/>
               <w:rPr>
-                <w:rFonts w:ascii="Times New Roman" w:hAnsi="Times New Roman"/>
-                <w:sz w:val="28"/>
+                <w:color w:val="000000" w:themeColor="text1"/>
+                <w:kern w:val="2"/>
+                <w:lang w:eastAsia="en-US"/>
+                <w14:ligatures w14:val="standardContextual"/>
               </w:rPr>
             </w:pPr>
             <w:r>
               <w:rPr>
-                <w:rFonts w:ascii="Times New Roman" w:hAnsi="Times New Roman"/>
-                <w:sz w:val="28"/>
+                <w:color w:val="000000" w:themeColor="text1"/>
+                <w:kern w:val="2"/>
+                <w:lang w:eastAsia="en-US"/>
+                <w14:ligatures w14:val="standardContextual"/>
               </w:rPr>
-              <w:t>Личная</w:t>
-            </w:r>
-            <w:r>
-              <w:rPr>
-                <w:rFonts w:ascii="Times New Roman" w:hAnsi="Times New Roman"/>
-                <w:spacing w:val="-2"/>
-                <w:sz w:val="28"/>
-              </w:rPr>
-              <w:t xml:space="preserve"> </w:t>
-            </w:r>
-            <w:r>
-              <w:rPr>
-                <w:rFonts w:ascii="Times New Roman" w:hAnsi="Times New Roman"/>
-                <w:sz w:val="28"/>
-              </w:rPr>
-              <w:t>подпись</w:t>
+              <w:t>_______________Р.А. Файзрахманов</w:t>
             </w:r>
           </w:p>
           <w:p>
             <w:pPr>
-              <w:pStyle w:val="TableParagraph"/>
-              <w:spacing w:before="2"/>
-              <w:ind w:firstLine="22"/>
+              <w:ind w:firstLine="0"/>
               <w:jc w:val="center"/>
               <w:rPr>
-                <w:rFonts w:ascii="Times New Roman" w:hAnsi="Times New Roman"/>
-                <w:sz w:val="26"/>
-              </w:rPr>
-            </w:pPr>
-          </w:p>
-          <w:p>
-            <w:pPr>
-              <w:pStyle w:val="TableParagraph"/>
-              <w:spacing w:line="322" w:lineRule="exact"/>
-              <w:ind w:right="-2" w:firstLine="22"/>
-              <w:jc w:val="center"/>
-              <w:rPr>
-                <w:rFonts w:ascii="Times New Roman" w:hAnsi="Times New Roman"/>
-                <w:sz w:val="28"/>
+                <w:color w:val="000000" w:themeColor="text1"/>
+                <w:kern w:val="2"/>
+                <w:lang w:eastAsia="en-US"/>
+                <w14:ligatures w14:val="standardContextual"/>
               </w:rPr>
             </w:pPr>
             <w:r>
               <w:rPr>
-                <w:rFonts w:ascii="Times New Roman" w:hAnsi="Times New Roman"/>
-                <w:sz w:val="28"/>
+                <w:color w:val="000000" w:themeColor="text1"/>
+                <w:kern w:val="2"/>
+                <w:lang w:eastAsia="en-US"/>
+                <w14:ligatures w14:val="standardContextual"/>
               </w:rPr>
-              <w:t>Печать</w:t>
-            </w:r>
-            <w:r>
-              <w:rPr>
-                <w:rFonts w:ascii="Times New Roman" w:hAnsi="Times New Roman"/>
-                <w:spacing w:val="-67"/>
-                <w:sz w:val="28"/>
-              </w:rPr>
-              <w:t xml:space="preserve"> </w:t>
-            </w:r>
-            <w:r>
-              <w:rPr>
-                <w:rFonts w:ascii="Times New Roman" w:hAnsi="Times New Roman"/>
-                <w:sz w:val="28"/>
-              </w:rPr>
-              <w:t>Дата</w:t>
-            </w:r>
-          </w:p>
-        </w:tc>
-        <w:tc>
-          <w:tcPr>
-            <w:tcW w:w="6522" w:type="dxa"/>
-            <w:hideMark/>
-          </w:tcPr>
-          <w:p>
-            <w:pPr>
-              <w:pStyle w:val="TableParagraph"/>
-              <w:spacing w:before="155"/>
-              <w:ind w:firstLine="22"/>
-              <w:jc w:val="center"/>
-              <w:rPr>
-                <w:rFonts w:ascii="Times New Roman" w:hAnsi="Times New Roman"/>
-                <w:sz w:val="28"/>
-                <w:lang w:val="ru-RU"/>
-              </w:rPr>
-            </w:pPr>
-            <w:r>
-              <w:rPr>
-                <w:rFonts w:ascii="Times New Roman" w:hAnsi="Times New Roman"/>
-                <w:sz w:val="28"/>
-              </w:rPr>
-              <w:t>Расшифровк</w:t>
-            </w:r>
-            <w:r>
-              <w:rPr>
-                <w:rFonts w:ascii="Times New Roman" w:hAnsi="Times New Roman"/>
-                <w:sz w:val="28"/>
-                <w:lang w:val="ru-RU"/>
-              </w:rPr>
-              <w:t>а</w:t>
-            </w:r>
-          </w:p>
-          <w:p>
-            <w:pPr>
-              <w:pStyle w:val="TableParagraph"/>
-              <w:spacing w:before="155"/>
-              <w:ind w:firstLine="22"/>
-              <w:jc w:val="center"/>
-              <w:rPr>
-                <w:rFonts w:ascii="Times New Roman" w:hAnsi="Times New Roman"/>
-                <w:sz w:val="28"/>
-              </w:rPr>
-            </w:pPr>
-            <w:r>
-              <w:rPr>
-                <w:rFonts w:ascii="Times New Roman" w:hAnsi="Times New Roman"/>
-                <w:spacing w:val="-67"/>
-                <w:sz w:val="28"/>
-                <w:lang w:val="ru-RU"/>
-              </w:rPr>
-              <w:t xml:space="preserve">      </w:t>
-            </w:r>
-            <w:r>
-              <w:rPr>
-                <w:rFonts w:ascii="Times New Roman" w:hAnsi="Times New Roman"/>
-                <w:sz w:val="28"/>
-              </w:rPr>
-              <w:t>подписи</w:t>
+              <w:t>«___»___________________2024</w:t>
             </w:r>
           </w:p>
         </w:tc>
@@ -855,1892 +197,373 @@
     </w:tbl>
     <w:p>
       <w:pPr>
-        <w:pStyle w:val="ad"/>
-        <w:rPr>
-          <w:sz w:val="20"/>
-        </w:rPr>
-      </w:pPr>
-    </w:p>
-    <w:p>
-      <w:pPr>
-        <w:ind w:left="1415"/>
-      </w:pPr>
-      <w:r>
-        <w:t>Система оповещения сотрудников компании</w:t>
-      </w:r>
-    </w:p>
-    <w:p>
-      <w:pPr>
-        <w:pStyle w:val="ad"/>
-        <w:spacing w:before="8"/>
-        <w:rPr>
-          <w:sz w:val="11"/>
-        </w:rPr>
-      </w:pPr>
-      <w:r>
-        <w:rPr>
-          <w:noProof/>
-        </w:rPr>
-        <mc:AlternateContent>
-          <mc:Choice Requires="wps">
-            <w:drawing>
-              <wp:anchor distT="0" distB="0" distL="0" distR="0" simplePos="0" relativeHeight="251659264" behindDoc="1" locked="0" layoutInCell="1" allowOverlap="1" wp14:anchorId="4D44CDF2" wp14:editId="39D98A4C">
-                <wp:simplePos x="0" y="0"/>
-                <wp:positionH relativeFrom="page">
-                  <wp:posOffset>1115695</wp:posOffset>
-                </wp:positionH>
-                <wp:positionV relativeFrom="paragraph">
-                  <wp:posOffset>113665</wp:posOffset>
-                </wp:positionV>
-                <wp:extent cx="5692775" cy="1270"/>
-                <wp:effectExtent l="0" t="0" r="0" b="0"/>
-                <wp:wrapTopAndBottom/>
-                <wp:docPr id="553388939" name="Полилиния: фигура 7"/>
-                <wp:cNvGraphicFramePr>
-                  <a:graphicFrameLocks xmlns:a="http://schemas.openxmlformats.org/drawingml/2006/main"/>
-                </wp:cNvGraphicFramePr>
-                <a:graphic xmlns:a="http://schemas.openxmlformats.org/drawingml/2006/main">
-                  <a:graphicData uri="http://schemas.microsoft.com/office/word/2010/wordprocessingShape">
-                    <wps:wsp>
-                      <wps:cNvSpPr>
-                        <a:spLocks/>
-                      </wps:cNvSpPr>
-                      <wps:spPr bwMode="auto">
-                        <a:xfrm>
-                          <a:off x="0" y="0"/>
-                          <a:ext cx="5692775" cy="1270"/>
-                        </a:xfrm>
-                        <a:custGeom>
-                          <a:avLst/>
-                          <a:gdLst>
-                            <a:gd name="T0" fmla="+- 0 1757 1757"/>
-                            <a:gd name="T1" fmla="*/ T0 w 8965"/>
-                            <a:gd name="T2" fmla="+- 0 2316 1757"/>
-                            <a:gd name="T3" fmla="*/ T2 w 8965"/>
-                            <a:gd name="T4" fmla="+- 0 2319 1757"/>
-                            <a:gd name="T5" fmla="*/ T4 w 8965"/>
-                            <a:gd name="T6" fmla="+- 0 2736 1757"/>
-                            <a:gd name="T7" fmla="*/ T6 w 8965"/>
-                            <a:gd name="T8" fmla="+- 0 2739 1757"/>
-                            <a:gd name="T9" fmla="*/ T8 w 8965"/>
-                            <a:gd name="T10" fmla="+- 0 3157 1757"/>
-                            <a:gd name="T11" fmla="*/ T10 w 8965"/>
-                            <a:gd name="T12" fmla="+- 0 3159 1757"/>
-                            <a:gd name="T13" fmla="*/ T12 w 8965"/>
-                            <a:gd name="T14" fmla="+- 0 3577 1757"/>
-                            <a:gd name="T15" fmla="*/ T14 w 8965"/>
-                            <a:gd name="T16" fmla="+- 0 3579 1757"/>
-                            <a:gd name="T17" fmla="*/ T16 w 8965"/>
-                            <a:gd name="T18" fmla="+- 0 3997 1757"/>
-                            <a:gd name="T19" fmla="*/ T18 w 8965"/>
-                            <a:gd name="T20" fmla="+- 0 3999 1757"/>
-                            <a:gd name="T21" fmla="*/ T20 w 8965"/>
-                            <a:gd name="T22" fmla="+- 0 4278 1757"/>
-                            <a:gd name="T23" fmla="*/ T22 w 8965"/>
-                            <a:gd name="T24" fmla="+- 0 4280 1757"/>
-                            <a:gd name="T25" fmla="*/ T24 w 8965"/>
-                            <a:gd name="T26" fmla="+- 0 4698 1757"/>
-                            <a:gd name="T27" fmla="*/ T26 w 8965"/>
-                            <a:gd name="T28" fmla="+- 0 4700 1757"/>
-                            <a:gd name="T29" fmla="*/ T28 w 8965"/>
-                            <a:gd name="T30" fmla="+- 0 5118 1757"/>
-                            <a:gd name="T31" fmla="*/ T30 w 8965"/>
-                            <a:gd name="T32" fmla="+- 0 5120 1757"/>
-                            <a:gd name="T33" fmla="*/ T32 w 8965"/>
-                            <a:gd name="T34" fmla="+- 0 5538 1757"/>
-                            <a:gd name="T35" fmla="*/ T34 w 8965"/>
-                            <a:gd name="T36" fmla="+- 0 5541 1757"/>
-                            <a:gd name="T37" fmla="*/ T36 w 8965"/>
-                            <a:gd name="T38" fmla="+- 0 5958 1757"/>
-                            <a:gd name="T39" fmla="*/ T38 w 8965"/>
-                            <a:gd name="T40" fmla="+- 0 5961 1757"/>
-                            <a:gd name="T41" fmla="*/ T40 w 8965"/>
-                            <a:gd name="T42" fmla="+- 0 6379 1757"/>
-                            <a:gd name="T43" fmla="*/ T42 w 8965"/>
-                            <a:gd name="T44" fmla="+- 0 6381 1757"/>
-                            <a:gd name="T45" fmla="*/ T44 w 8965"/>
-                            <a:gd name="T46" fmla="+- 0 6659 1757"/>
-                            <a:gd name="T47" fmla="*/ T46 w 8965"/>
-                            <a:gd name="T48" fmla="+- 0 6662 1757"/>
-                            <a:gd name="T49" fmla="*/ T48 w 8965"/>
-                            <a:gd name="T50" fmla="+- 0 7080 1757"/>
-                            <a:gd name="T51" fmla="*/ T50 w 8965"/>
-                            <a:gd name="T52" fmla="+- 0 7082 1757"/>
-                            <a:gd name="T53" fmla="*/ T52 w 8965"/>
-                            <a:gd name="T54" fmla="+- 0 7500 1757"/>
-                            <a:gd name="T55" fmla="*/ T54 w 8965"/>
-                            <a:gd name="T56" fmla="+- 0 7502 1757"/>
-                            <a:gd name="T57" fmla="*/ T56 w 8965"/>
-                            <a:gd name="T58" fmla="+- 0 7920 1757"/>
-                            <a:gd name="T59" fmla="*/ T58 w 8965"/>
-                            <a:gd name="T60" fmla="+- 0 7922 1757"/>
-                            <a:gd name="T61" fmla="*/ T60 w 8965"/>
-                            <a:gd name="T62" fmla="+- 0 8340 1757"/>
-                            <a:gd name="T63" fmla="*/ T62 w 8965"/>
-                            <a:gd name="T64" fmla="+- 0 8342 1757"/>
-                            <a:gd name="T65" fmla="*/ T64 w 8965"/>
-                            <a:gd name="T66" fmla="+- 0 8760 1757"/>
-                            <a:gd name="T67" fmla="*/ T66 w 8965"/>
-                            <a:gd name="T68" fmla="+- 0 8763 1757"/>
-                            <a:gd name="T69" fmla="*/ T68 w 8965"/>
-                            <a:gd name="T70" fmla="+- 0 9041 1757"/>
-                            <a:gd name="T71" fmla="*/ T70 w 8965"/>
-                            <a:gd name="T72" fmla="+- 0 9043 1757"/>
-                            <a:gd name="T73" fmla="*/ T72 w 8965"/>
-                            <a:gd name="T74" fmla="+- 0 9461 1757"/>
-                            <a:gd name="T75" fmla="*/ T74 w 8965"/>
-                            <a:gd name="T76" fmla="+- 0 9464 1757"/>
-                            <a:gd name="T77" fmla="*/ T76 w 8965"/>
-                            <a:gd name="T78" fmla="+- 0 9881 1757"/>
-                            <a:gd name="T79" fmla="*/ T78 w 8965"/>
-                            <a:gd name="T80" fmla="+- 0 9884 1757"/>
-                            <a:gd name="T81" fmla="*/ T80 w 8965"/>
-                            <a:gd name="T82" fmla="+- 0 10302 1757"/>
-                            <a:gd name="T83" fmla="*/ T82 w 8965"/>
-                            <a:gd name="T84" fmla="+- 0 10304 1757"/>
-                            <a:gd name="T85" fmla="*/ T84 w 8965"/>
-                            <a:gd name="T86" fmla="+- 0 10722 1757"/>
-                            <a:gd name="T87" fmla="*/ T86 w 8965"/>
-                          </a:gdLst>
-                          <a:ahLst/>
-                          <a:cxnLst>
-                            <a:cxn ang="0">
-                              <a:pos x="T1" y="0"/>
-                            </a:cxn>
-                            <a:cxn ang="0">
-                              <a:pos x="T3" y="0"/>
-                            </a:cxn>
-                            <a:cxn ang="0">
-                              <a:pos x="T5" y="0"/>
-                            </a:cxn>
-                            <a:cxn ang="0">
-                              <a:pos x="T7" y="0"/>
-                            </a:cxn>
-                            <a:cxn ang="0">
-                              <a:pos x="T9" y="0"/>
-                            </a:cxn>
-                            <a:cxn ang="0">
-                              <a:pos x="T11" y="0"/>
-                            </a:cxn>
-                            <a:cxn ang="0">
-                              <a:pos x="T13" y="0"/>
-                            </a:cxn>
-                            <a:cxn ang="0">
-                              <a:pos x="T15" y="0"/>
-                            </a:cxn>
-                            <a:cxn ang="0">
-                              <a:pos x="T17" y="0"/>
-                            </a:cxn>
-                            <a:cxn ang="0">
-                              <a:pos x="T19" y="0"/>
-                            </a:cxn>
-                            <a:cxn ang="0">
-                              <a:pos x="T21" y="0"/>
-                            </a:cxn>
-                            <a:cxn ang="0">
-                              <a:pos x="T23" y="0"/>
-                            </a:cxn>
-                            <a:cxn ang="0">
-                              <a:pos x="T25" y="0"/>
-                            </a:cxn>
-                            <a:cxn ang="0">
-                              <a:pos x="T27" y="0"/>
-                            </a:cxn>
-                            <a:cxn ang="0">
-                              <a:pos x="T29" y="0"/>
-                            </a:cxn>
-                            <a:cxn ang="0">
-                              <a:pos x="T31" y="0"/>
-                            </a:cxn>
-                            <a:cxn ang="0">
-                              <a:pos x="T33" y="0"/>
-                            </a:cxn>
-                            <a:cxn ang="0">
-                              <a:pos x="T35" y="0"/>
-                            </a:cxn>
-                            <a:cxn ang="0">
-                              <a:pos x="T37" y="0"/>
-                            </a:cxn>
-                            <a:cxn ang="0">
-                              <a:pos x="T39" y="0"/>
-                            </a:cxn>
-                            <a:cxn ang="0">
-                              <a:pos x="T41" y="0"/>
-                            </a:cxn>
-                            <a:cxn ang="0">
-                              <a:pos x="T43" y="0"/>
-                            </a:cxn>
-                            <a:cxn ang="0">
-                              <a:pos x="T45" y="0"/>
-                            </a:cxn>
-                            <a:cxn ang="0">
-                              <a:pos x="T47" y="0"/>
-                            </a:cxn>
-                            <a:cxn ang="0">
-                              <a:pos x="T49" y="0"/>
-                            </a:cxn>
-                            <a:cxn ang="0">
-                              <a:pos x="T51" y="0"/>
-                            </a:cxn>
-                            <a:cxn ang="0">
-                              <a:pos x="T53" y="0"/>
-                            </a:cxn>
-                            <a:cxn ang="0">
-                              <a:pos x="T55" y="0"/>
-                            </a:cxn>
-                            <a:cxn ang="0">
-                              <a:pos x="T57" y="0"/>
-                            </a:cxn>
-                            <a:cxn ang="0">
-                              <a:pos x="T59" y="0"/>
-                            </a:cxn>
-                            <a:cxn ang="0">
-                              <a:pos x="T61" y="0"/>
-                            </a:cxn>
-                            <a:cxn ang="0">
-                              <a:pos x="T63" y="0"/>
-                            </a:cxn>
-                            <a:cxn ang="0">
-                              <a:pos x="T65" y="0"/>
-                            </a:cxn>
-                            <a:cxn ang="0">
-                              <a:pos x="T67" y="0"/>
-                            </a:cxn>
-                            <a:cxn ang="0">
-                              <a:pos x="T69" y="0"/>
-                            </a:cxn>
-                            <a:cxn ang="0">
-                              <a:pos x="T71" y="0"/>
-                            </a:cxn>
-                            <a:cxn ang="0">
-                              <a:pos x="T73" y="0"/>
-                            </a:cxn>
-                            <a:cxn ang="0">
-                              <a:pos x="T75" y="0"/>
-                            </a:cxn>
-                            <a:cxn ang="0">
-                              <a:pos x="T77" y="0"/>
-                            </a:cxn>
-                            <a:cxn ang="0">
-                              <a:pos x="T79" y="0"/>
-                            </a:cxn>
-                            <a:cxn ang="0">
-                              <a:pos x="T81" y="0"/>
-                            </a:cxn>
-                            <a:cxn ang="0">
-                              <a:pos x="T83" y="0"/>
-                            </a:cxn>
-                            <a:cxn ang="0">
-                              <a:pos x="T85" y="0"/>
-                            </a:cxn>
-                            <a:cxn ang="0">
-                              <a:pos x="T87" y="0"/>
-                            </a:cxn>
-                          </a:cxnLst>
-                          <a:rect l="0" t="0" r="r" b="b"/>
-                          <a:pathLst>
-                            <a:path w="8965">
-                              <a:moveTo>
-                                <a:pt x="0" y="0"/>
-                              </a:moveTo>
-                              <a:lnTo>
-                                <a:pt x="559" y="0"/>
-                              </a:lnTo>
-                              <a:moveTo>
-                                <a:pt x="562" y="0"/>
-                              </a:moveTo>
-                              <a:lnTo>
-                                <a:pt x="979" y="0"/>
-                              </a:lnTo>
-                              <a:moveTo>
-                                <a:pt x="982" y="0"/>
-                              </a:moveTo>
-                              <a:lnTo>
-                                <a:pt x="1400" y="0"/>
-                              </a:lnTo>
-                              <a:moveTo>
-                                <a:pt x="1402" y="0"/>
-                              </a:moveTo>
-                              <a:lnTo>
-                                <a:pt x="1820" y="0"/>
-                              </a:lnTo>
-                              <a:moveTo>
-                                <a:pt x="1822" y="0"/>
-                              </a:moveTo>
-                              <a:lnTo>
-                                <a:pt x="2240" y="0"/>
-                              </a:lnTo>
-                              <a:moveTo>
-                                <a:pt x="2242" y="0"/>
-                              </a:moveTo>
-                              <a:lnTo>
-                                <a:pt x="2521" y="0"/>
-                              </a:lnTo>
-                              <a:moveTo>
-                                <a:pt x="2523" y="0"/>
-                              </a:moveTo>
-                              <a:lnTo>
-                                <a:pt x="2941" y="0"/>
-                              </a:lnTo>
-                              <a:moveTo>
-                                <a:pt x="2943" y="0"/>
-                              </a:moveTo>
-                              <a:lnTo>
-                                <a:pt x="3361" y="0"/>
-                              </a:lnTo>
-                              <a:moveTo>
-                                <a:pt x="3363" y="0"/>
-                              </a:moveTo>
-                              <a:lnTo>
-                                <a:pt x="3781" y="0"/>
-                              </a:lnTo>
-                              <a:moveTo>
-                                <a:pt x="3784" y="0"/>
-                              </a:moveTo>
-                              <a:lnTo>
-                                <a:pt x="4201" y="0"/>
-                              </a:lnTo>
-                              <a:moveTo>
-                                <a:pt x="4204" y="0"/>
-                              </a:moveTo>
-                              <a:lnTo>
-                                <a:pt x="4622" y="0"/>
-                              </a:lnTo>
-                              <a:moveTo>
-                                <a:pt x="4624" y="0"/>
-                              </a:moveTo>
-                              <a:lnTo>
-                                <a:pt x="4902" y="0"/>
-                              </a:lnTo>
-                              <a:moveTo>
-                                <a:pt x="4905" y="0"/>
-                              </a:moveTo>
-                              <a:lnTo>
-                                <a:pt x="5323" y="0"/>
-                              </a:lnTo>
-                              <a:moveTo>
-                                <a:pt x="5325" y="0"/>
-                              </a:moveTo>
-                              <a:lnTo>
-                                <a:pt x="5743" y="0"/>
-                              </a:lnTo>
-                              <a:moveTo>
-                                <a:pt x="5745" y="0"/>
-                              </a:moveTo>
-                              <a:lnTo>
-                                <a:pt x="6163" y="0"/>
-                              </a:lnTo>
-                              <a:moveTo>
-                                <a:pt x="6165" y="0"/>
-                              </a:moveTo>
-                              <a:lnTo>
-                                <a:pt x="6583" y="0"/>
-                              </a:lnTo>
-                              <a:moveTo>
-                                <a:pt x="6585" y="0"/>
-                              </a:moveTo>
-                              <a:lnTo>
-                                <a:pt x="7003" y="0"/>
-                              </a:lnTo>
-                              <a:moveTo>
-                                <a:pt x="7006" y="0"/>
-                              </a:moveTo>
-                              <a:lnTo>
-                                <a:pt x="7284" y="0"/>
-                              </a:lnTo>
-                              <a:moveTo>
-                                <a:pt x="7286" y="0"/>
-                              </a:moveTo>
-                              <a:lnTo>
-                                <a:pt x="7704" y="0"/>
-                              </a:lnTo>
-                              <a:moveTo>
-                                <a:pt x="7707" y="0"/>
-                              </a:moveTo>
-                              <a:lnTo>
-                                <a:pt x="8124" y="0"/>
-                              </a:lnTo>
-                              <a:moveTo>
-                                <a:pt x="8127" y="0"/>
-                              </a:moveTo>
-                              <a:lnTo>
-                                <a:pt x="8545" y="0"/>
-                              </a:lnTo>
-                              <a:moveTo>
-                                <a:pt x="8547" y="0"/>
-                              </a:moveTo>
-                              <a:lnTo>
-                                <a:pt x="8965" y="0"/>
-                              </a:lnTo>
-                            </a:path>
-                          </a:pathLst>
-                        </a:custGeom>
-                        <a:noFill/>
-                        <a:ln w="7132">
-                          <a:solidFill>
-                            <a:srgbClr val="000000"/>
-                          </a:solidFill>
-                          <a:round/>
-                          <a:headEnd/>
-                          <a:tailEnd/>
-                        </a:ln>
-                        <a:extLst>
-                          <a:ext uri="{909E8E84-426E-40DD-AFC4-6F175D3DCCD1}">
-                            <a14:hiddenFill xmlns:a14="http://schemas.microsoft.com/office/drawing/2010/main">
-                              <a:solidFill>
-                                <a:srgbClr val="FFFFFF"/>
-                              </a:solidFill>
-                            </a14:hiddenFill>
-                          </a:ext>
-                        </a:extLst>
-                      </wps:spPr>
-                      <wps:bodyPr rot="0" vertOverflow="clip" horzOverflow="clip" vert="horz" wrap="square" lIns="91440" tIns="45720" rIns="91440" bIns="45720" anchor="t" anchorCtr="0" upright="1">
-                        <a:noAutofit/>
-                      </wps:bodyPr>
-                    </wps:wsp>
-                  </a:graphicData>
-                </a:graphic>
-                <wp14:sizeRelH relativeFrom="page">
-                  <wp14:pctWidth>0</wp14:pctWidth>
-                </wp14:sizeRelH>
-                <wp14:sizeRelV relativeFrom="page">
-                  <wp14:pctHeight>0</wp14:pctHeight>
-                </wp14:sizeRelV>
-              </wp:anchor>
-            </w:drawing>
-          </mc:Choice>
-          <mc:Fallback>
-            <w:pict>
-              <v:shape w14:anchorId="781D2698" id="Полилиния: фигура 7" o:spid="_x0000_s1026" style="position:absolute;margin-left:87.85pt;margin-top:8.95pt;width:448.25pt;height:.1pt;z-index:-251657216;visibility:visible;mso-wrap-style:square;mso-width-percent:0;mso-height-percent:0;mso-wrap-distance-left:0;mso-wrap-distance-top:0;mso-wrap-distance-right:0;mso-wrap-distance-bottom:0;mso-position-horizontal:absolute;mso-position-horizontal-relative:page;mso-position-vertical:absolute;mso-position-vertical-relative:text;mso-width-percent:0;mso-height-percent:0;mso-width-relative:page;mso-height-relative:page;v-text-anchor:top" coordsize="8965,1270" o:gfxdata="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" path="m,l559,t3,l979,t3,l1400,t2,l1820,t2,l2240,t2,l2521,t2,l2941,t2,l3361,t2,l3781,t3,l4201,t3,l4622,t2,l4902,t3,l5323,t2,l5743,t2,l6163,t2,l6583,t2,l7003,t3,l7284,t2,l7704,t3,l8124,t3,l8545,t2,l8965,e" filled="f" strokeweight=".19811mm">
-                <v:path arrowok="t" o:connecttype="custom" o:connectlocs="0,0;354965,0;356870,0;621665,0;623570,0;889000,0;890270,0;1155700,0;1156970,0;1422400,0;1423670,0;1600835,0;1602105,0;1867535,0;1868805,0;2134235,0;2135505,0;2400935,0;2402840,0;2667635,0;2669540,0;2934970,0;2936240,0;3112770,0;3114675,0;3380105,0;3381375,0;3646805,0;3648075,0;3913505,0;3914775,0;4180205,0;4181475,0;4446905,0;4448810,0;4625340,0;4626610,0;4892040,0;4893945,0;5158740,0;5160645,0;5426075,0;5427345,0;5692775,0" o:connectangles="0,0,0,0,0,0,0,0,0,0,0,0,0,0,0,0,0,0,0,0,0,0,0,0,0,0,0,0,0,0,0,0,0,0,0,0,0,0,0,0,0,0,0,0"/>
-                <w10:wrap type="topAndBottom" anchorx="page"/>
-              </v:shape>
-            </w:pict>
-          </mc:Fallback>
-        </mc:AlternateContent>
-      </w:r>
-    </w:p>
-    <w:p>
-      <w:pPr>
-        <w:pStyle w:val="ad"/>
-        <w:spacing w:line="170" w:lineRule="exact"/>
-        <w:ind w:left="2487" w:right="2321"/>
         <w:jc w:val="center"/>
-      </w:pPr>
-      <w:r>
-        <w:t>наименование</w:t>
-      </w:r>
-      <w:r>
-        <w:rPr>
-          <w:spacing w:val="-6"/>
+        <w:rPr>
+          <w:color w:val="000000" w:themeColor="text1"/>
+        </w:rPr>
+      </w:pPr>
+    </w:p>
+    <w:p>
+      <w:pPr>
+        <w:jc w:val="center"/>
+        <w:rPr>
+          <w:color w:val="000000" w:themeColor="text1"/>
+        </w:rPr>
+      </w:pPr>
+    </w:p>
+    <w:p>
+      <w:pPr>
+        <w:jc w:val="center"/>
+        <w:rPr>
+          <w:color w:val="000000" w:themeColor="text1"/>
+        </w:rPr>
+      </w:pPr>
+    </w:p>
+    <w:p>
+      <w:pPr>
+        <w:jc w:val="center"/>
+        <w:rPr>
+          <w:color w:val="000000" w:themeColor="text1"/>
+        </w:rPr>
+      </w:pPr>
+    </w:p>
+    <w:p>
+      <w:pPr>
+        <w:jc w:val="center"/>
+        <w:rPr>
+          <w:color w:val="000000" w:themeColor="text1"/>
+        </w:rPr>
+      </w:pPr>
+    </w:p>
+    <w:p>
+      <w:pPr>
+        <w:jc w:val="center"/>
+        <w:rPr>
+          <w:color w:val="000000" w:themeColor="text1"/>
+        </w:rPr>
+      </w:pPr>
+    </w:p>
+    <w:p>
+      <w:pPr>
+        <w:ind w:firstLine="426"/>
+        <w:jc w:val="center"/>
+        <w:rPr>
+          <w:color w:val="000000" w:themeColor="text1"/>
+        </w:rPr>
+      </w:pPr>
+      <w:r>
+        <w:rPr>
+          <w:color w:val="000000" w:themeColor="text1"/>
+        </w:rPr>
+        <w:t xml:space="preserve">Разработку системы </w:t>
+      </w:r>
+      <w:r>
+        <w:rPr>
+          <w:color w:val="000000" w:themeColor="text1"/>
+        </w:rPr>
+        <w:t>автоматизации уведомления сотрудников компании для ООО «Веб депо»</w:t>
+      </w:r>
+    </w:p>
+    <w:p>
+      <w:pPr>
+        <w:ind w:firstLine="426"/>
+        <w:jc w:val="center"/>
+        <w:rPr>
+          <w:color w:val="000000" w:themeColor="text1"/>
+        </w:rPr>
+      </w:pPr>
+    </w:p>
+    <w:p>
+      <w:pPr>
+        <w:ind w:firstLine="0"/>
+        <w:jc w:val="center"/>
+        <w:rPr>
+          <w:color w:val="000000" w:themeColor="text1"/>
+        </w:rPr>
+      </w:pPr>
+      <w:r>
+        <w:rPr>
+          <w:color w:val="000000" w:themeColor="text1"/>
+        </w:rPr>
+        <w:t>Техническое задание</w:t>
+      </w:r>
+    </w:p>
+    <w:p>
+      <w:pPr>
+        <w:ind w:firstLine="426"/>
+        <w:jc w:val="center"/>
+        <w:rPr>
+          <w:color w:val="000000" w:themeColor="text1"/>
+        </w:rPr>
+      </w:pPr>
+    </w:p>
+    <w:p>
+      <w:pPr>
+        <w:ind w:firstLine="426"/>
+        <w:jc w:val="center"/>
+        <w:rPr>
+          <w:color w:val="000000" w:themeColor="text1"/>
+          <w:highlight w:val="yellow"/>
+        </w:rPr>
+      </w:pPr>
+    </w:p>
+    <w:p>
+      <w:pPr>
+        <w:ind w:firstLine="426"/>
+        <w:rPr>
+          <w:color w:val="000000" w:themeColor="text1"/>
+          <w:highlight w:val="yellow"/>
+        </w:rPr>
+      </w:pPr>
+    </w:p>
+    <w:p>
+      <w:pPr>
+        <w:ind w:firstLine="426"/>
+        <w:jc w:val="center"/>
+        <w:rPr>
+          <w:color w:val="000000" w:themeColor="text1"/>
+          <w:highlight w:val="yellow"/>
+        </w:rPr>
+      </w:pPr>
+    </w:p>
+    <w:p>
+      <w:pPr>
+        <w:ind w:firstLine="426"/>
+        <w:jc w:val="center"/>
+        <w:rPr>
+          <w:color w:val="000000" w:themeColor="text1"/>
+        </w:rPr>
+      </w:pPr>
+      <w:r>
+        <w:rPr>
+          <w:color w:val="000000" w:themeColor="text1"/>
+        </w:rPr>
+        <w:t xml:space="preserve">На </w:t>
+      </w:r>
+      <w:r>
+        <w:rPr>
+          <w:color w:val="000000" w:themeColor="text1"/>
+        </w:rPr>
+        <w:t>26</w:t>
+      </w:r>
+      <w:r>
+        <w:rPr>
+          <w:color w:val="000000" w:themeColor="text1"/>
+        </w:rPr>
+        <w:t xml:space="preserve"> листах</w:t>
+      </w:r>
+    </w:p>
+    <w:p>
+      <w:pPr>
+        <w:ind w:firstLine="426"/>
+        <w:jc w:val="center"/>
+        <w:rPr>
+          <w:color w:val="000000" w:themeColor="text1"/>
+        </w:rPr>
+      </w:pPr>
+      <w:r>
+        <w:rPr>
+          <w:color w:val="000000" w:themeColor="text1"/>
+        </w:rPr>
+        <w:t>Действует с 01.01.24</w:t>
+      </w:r>
+    </w:p>
+    <w:p>
+      <w:pPr>
+        <w:ind w:firstLine="0"/>
+        <w:jc w:val="center"/>
+        <w:rPr>
+          <w:color w:val="000000" w:themeColor="text1"/>
+        </w:rPr>
+      </w:pPr>
+    </w:p>
+    <w:p>
+      <w:pPr>
+        <w:ind w:firstLine="0"/>
+        <w:jc w:val="center"/>
+        <w:rPr>
+          <w:color w:val="000000" w:themeColor="text1"/>
+        </w:rPr>
+      </w:pPr>
+    </w:p>
+    <w:p>
+      <w:pPr>
+        <w:ind w:firstLine="0"/>
+        <w:jc w:val="center"/>
+        <w:rPr>
+          <w:color w:val="000000" w:themeColor="text1"/>
+        </w:rPr>
+      </w:pPr>
+    </w:p>
+    <w:p>
+      <w:pPr>
+        <w:ind w:firstLine="0"/>
+        <w:jc w:val="center"/>
+        <w:rPr>
+          <w:color w:val="000000" w:themeColor="text1"/>
+        </w:rPr>
+      </w:pPr>
+    </w:p>
+    <w:p>
+      <w:pPr>
+        <w:ind w:firstLine="0"/>
+        <w:jc w:val="center"/>
+        <w:rPr>
+          <w:color w:val="000000" w:themeColor="text1"/>
+        </w:rPr>
+      </w:pPr>
+    </w:p>
+    <w:p>
+      <w:pPr>
+        <w:ind w:firstLine="0"/>
+        <w:jc w:val="center"/>
+        <w:rPr>
+          <w:color w:val="000000" w:themeColor="text1"/>
+        </w:rPr>
+      </w:pPr>
+    </w:p>
+    <w:p>
+      <w:pPr>
+        <w:ind w:firstLine="0"/>
+        <w:jc w:val="center"/>
+        <w:rPr>
+          <w:color w:val="000000" w:themeColor="text1"/>
+        </w:rPr>
+      </w:pPr>
+    </w:p>
+    <w:p>
+      <w:pPr>
+        <w:ind w:firstLine="0"/>
+        <w:jc w:val="center"/>
+        <w:rPr>
+          <w:color w:val="000000" w:themeColor="text1"/>
+        </w:rPr>
+      </w:pPr>
+    </w:p>
+    <w:p>
+      <w:pPr>
+        <w:ind w:firstLine="0"/>
+        <w:jc w:val="center"/>
+        <w:rPr>
+          <w:color w:val="000000" w:themeColor="text1"/>
+        </w:rPr>
+      </w:pPr>
+    </w:p>
+    <w:p>
+      <w:pPr>
+        <w:ind w:firstLine="0"/>
+        <w:jc w:val="center"/>
+        <w:rPr>
+          <w:color w:val="000000" w:themeColor="text1"/>
+        </w:rPr>
+      </w:pPr>
+    </w:p>
+    <w:p>
+      <w:pPr>
+        <w:ind w:firstLine="0"/>
+        <w:jc w:val="center"/>
+        <w:rPr>
+          <w:color w:val="000000" w:themeColor="text1"/>
+        </w:rPr>
+      </w:pPr>
+    </w:p>
+    <w:p>
+      <w:pPr>
+        <w:ind w:firstLine="0"/>
+        <w:jc w:val="center"/>
+        <w:rPr>
+          <w:color w:val="000000" w:themeColor="text1"/>
+        </w:rPr>
+      </w:pPr>
+    </w:p>
+    <w:p>
+      <w:pPr>
+        <w:ind w:firstLine="0"/>
+        <w:jc w:val="center"/>
+        <w:rPr>
+          <w:color w:val="000000" w:themeColor="text1"/>
+        </w:rPr>
+      </w:pPr>
+    </w:p>
+    <w:p>
+      <w:pPr>
+        <w:ind w:left="4820" w:firstLine="0"/>
+        <w:rPr>
+          <w:color w:val="000000" w:themeColor="text1"/>
+        </w:rPr>
+      </w:pPr>
+      <w:r>
+        <w:rPr>
+          <w:color w:val="000000" w:themeColor="text1"/>
+        </w:rPr>
+        <w:t>Разработал студент гр. РИС-20-</w:t>
+      </w:r>
+      <w:r>
+        <w:rPr>
+          <w:color w:val="000000" w:themeColor="text1"/>
+        </w:rPr>
+        <w:t>2</w:t>
+      </w:r>
+      <w:r>
+        <w:rPr>
+          <w:color w:val="000000" w:themeColor="text1"/>
+        </w:rPr>
+        <w:t>б</w:t>
+      </w:r>
+    </w:p>
+    <w:p>
+      <w:pPr>
+        <w:ind w:left="4820" w:firstLine="0"/>
+        <w:rPr>
+          <w:color w:val="000000" w:themeColor="text1"/>
+        </w:rPr>
+      </w:pPr>
+      <w:r>
+        <w:rPr>
+          <w:color w:val="000000" w:themeColor="text1"/>
+        </w:rPr>
+        <w:t>_________________</w:t>
+      </w:r>
+      <w:r>
+        <w:rPr>
+          <w:color w:val="000000" w:themeColor="text1"/>
+        </w:rPr>
+        <w:t>Мехоношин</w:t>
+      </w:r>
+      <w:r>
+        <w:rPr>
+          <w:color w:val="000000" w:themeColor="text1"/>
         </w:rPr>
         <w:t xml:space="preserve"> </w:t>
       </w:r>
       <w:r>
-        <w:t>вида</w:t>
-      </w:r>
-      <w:r>
-        <w:rPr>
-          <w:spacing w:val="-5"/>
-        </w:rPr>
-        <w:t xml:space="preserve"> </w:t>
-      </w:r>
-      <w:r>
-        <w:t>автоматизированной</w:t>
-      </w:r>
-      <w:r>
-        <w:rPr>
-          <w:spacing w:val="-5"/>
-        </w:rPr>
-        <w:t xml:space="preserve"> </w:t>
-      </w:r>
-      <w:r>
-        <w:t>системы</w:t>
-      </w:r>
-    </w:p>
-    <w:p>
-      <w:pPr>
-        <w:pStyle w:val="ad"/>
-        <w:jc w:val="center"/>
-        <w:rPr>
-          <w:sz w:val="28"/>
-          <w:szCs w:val="22"/>
-        </w:rPr>
-      </w:pPr>
-      <w:r>
-        <w:rPr>
-          <w:sz w:val="28"/>
-          <w:szCs w:val="22"/>
-        </w:rPr>
-        <w:t>оповещения</w:t>
-      </w:r>
-    </w:p>
-    <w:p>
-      <w:pPr>
-        <w:pStyle w:val="ad"/>
-        <w:spacing w:before="2"/>
-        <w:rPr>
-          <w:sz w:val="14"/>
-        </w:rPr>
-      </w:pPr>
-      <w:r>
-        <w:rPr>
-          <w:noProof/>
-        </w:rPr>
-        <mc:AlternateContent>
-          <mc:Choice Requires="wps">
-            <w:drawing>
-              <wp:anchor distT="0" distB="0" distL="0" distR="0" simplePos="0" relativeHeight="251660288" behindDoc="1" locked="0" layoutInCell="1" allowOverlap="1" wp14:anchorId="639DA76C" wp14:editId="7C79442B">
-                <wp:simplePos x="0" y="0"/>
-                <wp:positionH relativeFrom="page">
-                  <wp:posOffset>1115695</wp:posOffset>
-                </wp:positionH>
-                <wp:positionV relativeFrom="paragraph">
-                  <wp:posOffset>132080</wp:posOffset>
-                </wp:positionV>
-                <wp:extent cx="5692775" cy="1270"/>
-                <wp:effectExtent l="0" t="0" r="0" b="0"/>
-                <wp:wrapTopAndBottom/>
-                <wp:docPr id="1049061093" name="Полилиния: фигура 6"/>
-                <wp:cNvGraphicFramePr>
-                  <a:graphicFrameLocks xmlns:a="http://schemas.openxmlformats.org/drawingml/2006/main"/>
-                </wp:cNvGraphicFramePr>
-                <a:graphic xmlns:a="http://schemas.openxmlformats.org/drawingml/2006/main">
-                  <a:graphicData uri="http://schemas.microsoft.com/office/word/2010/wordprocessingShape">
-                    <wps:wsp>
-                      <wps:cNvSpPr>
-                        <a:spLocks/>
-                      </wps:cNvSpPr>
-                      <wps:spPr bwMode="auto">
-                        <a:xfrm>
-                          <a:off x="0" y="0"/>
-                          <a:ext cx="5692775" cy="1270"/>
-                        </a:xfrm>
-                        <a:custGeom>
-                          <a:avLst/>
-                          <a:gdLst>
-                            <a:gd name="T0" fmla="+- 0 1757 1757"/>
-                            <a:gd name="T1" fmla="*/ T0 w 8965"/>
-                            <a:gd name="T2" fmla="+- 0 2316 1757"/>
-                            <a:gd name="T3" fmla="*/ T2 w 8965"/>
-                            <a:gd name="T4" fmla="+- 0 2319 1757"/>
-                            <a:gd name="T5" fmla="*/ T4 w 8965"/>
-                            <a:gd name="T6" fmla="+- 0 2736 1757"/>
-                            <a:gd name="T7" fmla="*/ T6 w 8965"/>
-                            <a:gd name="T8" fmla="+- 0 2739 1757"/>
-                            <a:gd name="T9" fmla="*/ T8 w 8965"/>
-                            <a:gd name="T10" fmla="+- 0 3157 1757"/>
-                            <a:gd name="T11" fmla="*/ T10 w 8965"/>
-                            <a:gd name="T12" fmla="+- 0 3159 1757"/>
-                            <a:gd name="T13" fmla="*/ T12 w 8965"/>
-                            <a:gd name="T14" fmla="+- 0 3577 1757"/>
-                            <a:gd name="T15" fmla="*/ T14 w 8965"/>
-                            <a:gd name="T16" fmla="+- 0 3579 1757"/>
-                            <a:gd name="T17" fmla="*/ T16 w 8965"/>
-                            <a:gd name="T18" fmla="+- 0 3997 1757"/>
-                            <a:gd name="T19" fmla="*/ T18 w 8965"/>
-                            <a:gd name="T20" fmla="+- 0 3999 1757"/>
-                            <a:gd name="T21" fmla="*/ T20 w 8965"/>
-                            <a:gd name="T22" fmla="+- 0 4278 1757"/>
-                            <a:gd name="T23" fmla="*/ T22 w 8965"/>
-                            <a:gd name="T24" fmla="+- 0 4280 1757"/>
-                            <a:gd name="T25" fmla="*/ T24 w 8965"/>
-                            <a:gd name="T26" fmla="+- 0 4698 1757"/>
-                            <a:gd name="T27" fmla="*/ T26 w 8965"/>
-                            <a:gd name="T28" fmla="+- 0 4700 1757"/>
-                            <a:gd name="T29" fmla="*/ T28 w 8965"/>
-                            <a:gd name="T30" fmla="+- 0 5118 1757"/>
-                            <a:gd name="T31" fmla="*/ T30 w 8965"/>
-                            <a:gd name="T32" fmla="+- 0 5120 1757"/>
-                            <a:gd name="T33" fmla="*/ T32 w 8965"/>
-                            <a:gd name="T34" fmla="+- 0 5538 1757"/>
-                            <a:gd name="T35" fmla="*/ T34 w 8965"/>
-                            <a:gd name="T36" fmla="+- 0 5541 1757"/>
-                            <a:gd name="T37" fmla="*/ T36 w 8965"/>
-                            <a:gd name="T38" fmla="+- 0 5958 1757"/>
-                            <a:gd name="T39" fmla="*/ T38 w 8965"/>
-                            <a:gd name="T40" fmla="+- 0 5961 1757"/>
-                            <a:gd name="T41" fmla="*/ T40 w 8965"/>
-                            <a:gd name="T42" fmla="+- 0 6379 1757"/>
-                            <a:gd name="T43" fmla="*/ T42 w 8965"/>
-                            <a:gd name="T44" fmla="+- 0 6381 1757"/>
-                            <a:gd name="T45" fmla="*/ T44 w 8965"/>
-                            <a:gd name="T46" fmla="+- 0 6659 1757"/>
-                            <a:gd name="T47" fmla="*/ T46 w 8965"/>
-                            <a:gd name="T48" fmla="+- 0 6662 1757"/>
-                            <a:gd name="T49" fmla="*/ T48 w 8965"/>
-                            <a:gd name="T50" fmla="+- 0 7080 1757"/>
-                            <a:gd name="T51" fmla="*/ T50 w 8965"/>
-                            <a:gd name="T52" fmla="+- 0 7082 1757"/>
-                            <a:gd name="T53" fmla="*/ T52 w 8965"/>
-                            <a:gd name="T54" fmla="+- 0 7500 1757"/>
-                            <a:gd name="T55" fmla="*/ T54 w 8965"/>
-                            <a:gd name="T56" fmla="+- 0 7502 1757"/>
-                            <a:gd name="T57" fmla="*/ T56 w 8965"/>
-                            <a:gd name="T58" fmla="+- 0 7920 1757"/>
-                            <a:gd name="T59" fmla="*/ T58 w 8965"/>
-                            <a:gd name="T60" fmla="+- 0 7922 1757"/>
-                            <a:gd name="T61" fmla="*/ T60 w 8965"/>
-                            <a:gd name="T62" fmla="+- 0 8340 1757"/>
-                            <a:gd name="T63" fmla="*/ T62 w 8965"/>
-                            <a:gd name="T64" fmla="+- 0 8342 1757"/>
-                            <a:gd name="T65" fmla="*/ T64 w 8965"/>
-                            <a:gd name="T66" fmla="+- 0 8760 1757"/>
-                            <a:gd name="T67" fmla="*/ T66 w 8965"/>
-                            <a:gd name="T68" fmla="+- 0 8763 1757"/>
-                            <a:gd name="T69" fmla="*/ T68 w 8965"/>
-                            <a:gd name="T70" fmla="+- 0 9041 1757"/>
-                            <a:gd name="T71" fmla="*/ T70 w 8965"/>
-                            <a:gd name="T72" fmla="+- 0 9043 1757"/>
-                            <a:gd name="T73" fmla="*/ T72 w 8965"/>
-                            <a:gd name="T74" fmla="+- 0 9461 1757"/>
-                            <a:gd name="T75" fmla="*/ T74 w 8965"/>
-                            <a:gd name="T76" fmla="+- 0 9464 1757"/>
-                            <a:gd name="T77" fmla="*/ T76 w 8965"/>
-                            <a:gd name="T78" fmla="+- 0 9881 1757"/>
-                            <a:gd name="T79" fmla="*/ T78 w 8965"/>
-                            <a:gd name="T80" fmla="+- 0 9884 1757"/>
-                            <a:gd name="T81" fmla="*/ T80 w 8965"/>
-                            <a:gd name="T82" fmla="+- 0 10302 1757"/>
-                            <a:gd name="T83" fmla="*/ T82 w 8965"/>
-                            <a:gd name="T84" fmla="+- 0 10304 1757"/>
-                            <a:gd name="T85" fmla="*/ T84 w 8965"/>
-                            <a:gd name="T86" fmla="+- 0 10722 1757"/>
-                            <a:gd name="T87" fmla="*/ T86 w 8965"/>
-                          </a:gdLst>
-                          <a:ahLst/>
-                          <a:cxnLst>
-                            <a:cxn ang="0">
-                              <a:pos x="T1" y="0"/>
-                            </a:cxn>
-                            <a:cxn ang="0">
-                              <a:pos x="T3" y="0"/>
-                            </a:cxn>
-                            <a:cxn ang="0">
-                              <a:pos x="T5" y="0"/>
-                            </a:cxn>
-                            <a:cxn ang="0">
-                              <a:pos x="T7" y="0"/>
-                            </a:cxn>
-                            <a:cxn ang="0">
-                              <a:pos x="T9" y="0"/>
-                            </a:cxn>
-                            <a:cxn ang="0">
-                              <a:pos x="T11" y="0"/>
-                            </a:cxn>
-                            <a:cxn ang="0">
-                              <a:pos x="T13" y="0"/>
-                            </a:cxn>
-                            <a:cxn ang="0">
-                              <a:pos x="T15" y="0"/>
-                            </a:cxn>
-                            <a:cxn ang="0">
-                              <a:pos x="T17" y="0"/>
-                            </a:cxn>
-                            <a:cxn ang="0">
-                              <a:pos x="T19" y="0"/>
-                            </a:cxn>
-                            <a:cxn ang="0">
-                              <a:pos x="T21" y="0"/>
-                            </a:cxn>
-                            <a:cxn ang="0">
-                              <a:pos x="T23" y="0"/>
-                            </a:cxn>
-                            <a:cxn ang="0">
-                              <a:pos x="T25" y="0"/>
-                            </a:cxn>
-                            <a:cxn ang="0">
-                              <a:pos x="T27" y="0"/>
-                            </a:cxn>
-                            <a:cxn ang="0">
-                              <a:pos x="T29" y="0"/>
-                            </a:cxn>
-                            <a:cxn ang="0">
-                              <a:pos x="T31" y="0"/>
-                            </a:cxn>
-                            <a:cxn ang="0">
-                              <a:pos x="T33" y="0"/>
-                            </a:cxn>
-                            <a:cxn ang="0">
-                              <a:pos x="T35" y="0"/>
-                            </a:cxn>
-                            <a:cxn ang="0">
-                              <a:pos x="T37" y="0"/>
-                            </a:cxn>
-                            <a:cxn ang="0">
-                              <a:pos x="T39" y="0"/>
-                            </a:cxn>
-                            <a:cxn ang="0">
-                              <a:pos x="T41" y="0"/>
-                            </a:cxn>
-                            <a:cxn ang="0">
-                              <a:pos x="T43" y="0"/>
-                            </a:cxn>
-                            <a:cxn ang="0">
-                              <a:pos x="T45" y="0"/>
-                            </a:cxn>
-                            <a:cxn ang="0">
-                              <a:pos x="T47" y="0"/>
-                            </a:cxn>
-                            <a:cxn ang="0">
-                              <a:pos x="T49" y="0"/>
-                            </a:cxn>
-                            <a:cxn ang="0">
-                              <a:pos x="T51" y="0"/>
-                            </a:cxn>
-                            <a:cxn ang="0">
-                              <a:pos x="T53" y="0"/>
-                            </a:cxn>
-                            <a:cxn ang="0">
-                              <a:pos x="T55" y="0"/>
-                            </a:cxn>
-                            <a:cxn ang="0">
-                              <a:pos x="T57" y="0"/>
-                            </a:cxn>
-                            <a:cxn ang="0">
-                              <a:pos x="T59" y="0"/>
-                            </a:cxn>
-                            <a:cxn ang="0">
-                              <a:pos x="T61" y="0"/>
-                            </a:cxn>
-                            <a:cxn ang="0">
-                              <a:pos x="T63" y="0"/>
-                            </a:cxn>
-                            <a:cxn ang="0">
-                              <a:pos x="T65" y="0"/>
-                            </a:cxn>
-                            <a:cxn ang="0">
-                              <a:pos x="T67" y="0"/>
-                            </a:cxn>
-                            <a:cxn ang="0">
-                              <a:pos x="T69" y="0"/>
-                            </a:cxn>
-                            <a:cxn ang="0">
-                              <a:pos x="T71" y="0"/>
-                            </a:cxn>
-                            <a:cxn ang="0">
-                              <a:pos x="T73" y="0"/>
-                            </a:cxn>
-                            <a:cxn ang="0">
-                              <a:pos x="T75" y="0"/>
-                            </a:cxn>
-                            <a:cxn ang="0">
-                              <a:pos x="T77" y="0"/>
-                            </a:cxn>
-                            <a:cxn ang="0">
-                              <a:pos x="T79" y="0"/>
-                            </a:cxn>
-                            <a:cxn ang="0">
-                              <a:pos x="T81" y="0"/>
-                            </a:cxn>
-                            <a:cxn ang="0">
-                              <a:pos x="T83" y="0"/>
-                            </a:cxn>
-                            <a:cxn ang="0">
-                              <a:pos x="T85" y="0"/>
-                            </a:cxn>
-                            <a:cxn ang="0">
-                              <a:pos x="T87" y="0"/>
-                            </a:cxn>
-                          </a:cxnLst>
-                          <a:rect l="0" t="0" r="r" b="b"/>
-                          <a:pathLst>
-                            <a:path w="8965">
-                              <a:moveTo>
-                                <a:pt x="0" y="0"/>
-                              </a:moveTo>
-                              <a:lnTo>
-                                <a:pt x="559" y="0"/>
-                              </a:lnTo>
-                              <a:moveTo>
-                                <a:pt x="562" y="0"/>
-                              </a:moveTo>
-                              <a:lnTo>
-                                <a:pt x="979" y="0"/>
-                              </a:lnTo>
-                              <a:moveTo>
-                                <a:pt x="982" y="0"/>
-                              </a:moveTo>
-                              <a:lnTo>
-                                <a:pt x="1400" y="0"/>
-                              </a:lnTo>
-                              <a:moveTo>
-                                <a:pt x="1402" y="0"/>
-                              </a:moveTo>
-                              <a:lnTo>
-                                <a:pt x="1820" y="0"/>
-                              </a:lnTo>
-                              <a:moveTo>
-                                <a:pt x="1822" y="0"/>
-                              </a:moveTo>
-                              <a:lnTo>
-                                <a:pt x="2240" y="0"/>
-                              </a:lnTo>
-                              <a:moveTo>
-                                <a:pt x="2242" y="0"/>
-                              </a:moveTo>
-                              <a:lnTo>
-                                <a:pt x="2521" y="0"/>
-                              </a:lnTo>
-                              <a:moveTo>
-                                <a:pt x="2523" y="0"/>
-                              </a:moveTo>
-                              <a:lnTo>
-                                <a:pt x="2941" y="0"/>
-                              </a:lnTo>
-                              <a:moveTo>
-                                <a:pt x="2943" y="0"/>
-                              </a:moveTo>
-                              <a:lnTo>
-                                <a:pt x="3361" y="0"/>
-                              </a:lnTo>
-                              <a:moveTo>
-                                <a:pt x="3363" y="0"/>
-                              </a:moveTo>
-                              <a:lnTo>
-                                <a:pt x="3781" y="0"/>
-                              </a:lnTo>
-                              <a:moveTo>
-                                <a:pt x="3784" y="0"/>
-                              </a:moveTo>
-                              <a:lnTo>
-                                <a:pt x="4201" y="0"/>
-                              </a:lnTo>
-                              <a:moveTo>
-                                <a:pt x="4204" y="0"/>
-                              </a:moveTo>
-                              <a:lnTo>
-                                <a:pt x="4622" y="0"/>
-                              </a:lnTo>
-                              <a:moveTo>
-                                <a:pt x="4624" y="0"/>
-                              </a:moveTo>
-                              <a:lnTo>
-                                <a:pt x="4902" y="0"/>
-                              </a:lnTo>
-                              <a:moveTo>
-                                <a:pt x="4905" y="0"/>
-                              </a:moveTo>
-                              <a:lnTo>
-                                <a:pt x="5323" y="0"/>
-                              </a:lnTo>
-                              <a:moveTo>
-                                <a:pt x="5325" y="0"/>
-                              </a:moveTo>
-                              <a:lnTo>
-                                <a:pt x="5743" y="0"/>
-                              </a:lnTo>
-                              <a:moveTo>
-                                <a:pt x="5745" y="0"/>
-                              </a:moveTo>
-                              <a:lnTo>
-                                <a:pt x="6163" y="0"/>
-                              </a:lnTo>
-                              <a:moveTo>
-                                <a:pt x="6165" y="0"/>
-                              </a:moveTo>
-                              <a:lnTo>
-                                <a:pt x="6583" y="0"/>
-                              </a:lnTo>
-                              <a:moveTo>
-                                <a:pt x="6585" y="0"/>
-                              </a:moveTo>
-                              <a:lnTo>
-                                <a:pt x="7003" y="0"/>
-                              </a:lnTo>
-                              <a:moveTo>
-                                <a:pt x="7006" y="0"/>
-                              </a:moveTo>
-                              <a:lnTo>
-                                <a:pt x="7284" y="0"/>
-                              </a:lnTo>
-                              <a:moveTo>
-                                <a:pt x="7286" y="0"/>
-                              </a:moveTo>
-                              <a:lnTo>
-                                <a:pt x="7704" y="0"/>
-                              </a:lnTo>
-                              <a:moveTo>
-                                <a:pt x="7707" y="0"/>
-                              </a:moveTo>
-                              <a:lnTo>
-                                <a:pt x="8124" y="0"/>
-                              </a:lnTo>
-                              <a:moveTo>
-                                <a:pt x="8127" y="0"/>
-                              </a:moveTo>
-                              <a:lnTo>
-                                <a:pt x="8545" y="0"/>
-                              </a:lnTo>
-                              <a:moveTo>
-                                <a:pt x="8547" y="0"/>
-                              </a:moveTo>
-                              <a:lnTo>
-                                <a:pt x="8965" y="0"/>
-                              </a:lnTo>
-                            </a:path>
-                          </a:pathLst>
-                        </a:custGeom>
-                        <a:noFill/>
-                        <a:ln w="7132">
-                          <a:solidFill>
-                            <a:srgbClr val="000000"/>
-                          </a:solidFill>
-                          <a:round/>
-                          <a:headEnd/>
-                          <a:tailEnd/>
-                        </a:ln>
-                        <a:extLst>
-                          <a:ext uri="{909E8E84-426E-40DD-AFC4-6F175D3DCCD1}">
-                            <a14:hiddenFill xmlns:a14="http://schemas.microsoft.com/office/drawing/2010/main">
-                              <a:solidFill>
-                                <a:srgbClr val="FFFFFF"/>
-                              </a:solidFill>
-                            </a14:hiddenFill>
-                          </a:ext>
-                        </a:extLst>
-                      </wps:spPr>
-                      <wps:bodyPr rot="0" vertOverflow="clip" horzOverflow="clip" vert="horz" wrap="square" lIns="91440" tIns="45720" rIns="91440" bIns="45720" anchor="t" anchorCtr="0" upright="1">
-                        <a:noAutofit/>
-                      </wps:bodyPr>
-                    </wps:wsp>
-                  </a:graphicData>
-                </a:graphic>
-                <wp14:sizeRelH relativeFrom="page">
-                  <wp14:pctWidth>0</wp14:pctWidth>
-                </wp14:sizeRelH>
-                <wp14:sizeRelV relativeFrom="page">
-                  <wp14:pctHeight>0</wp14:pctHeight>
-                </wp14:sizeRelV>
-              </wp:anchor>
-            </w:drawing>
-          </mc:Choice>
-          <mc:Fallback>
-            <w:pict>
-              <v:shape w14:anchorId="70A93383" id="Полилиния: фигура 6" o:spid="_x0000_s1026" style="position:absolute;margin-left:87.85pt;margin-top:10.4pt;width:448.25pt;height:.1pt;z-index:-251656192;visibility:visible;mso-wrap-style:square;mso-width-percent:0;mso-height-percent:0;mso-wrap-distance-left:0;mso-wrap-distance-top:0;mso-wrap-distance-right:0;mso-wrap-distance-bottom:0;mso-position-horizontal:absolute;mso-position-horizontal-relative:page;mso-position-vertical:absolute;mso-position-vertical-relative:text;mso-width-percent:0;mso-height-percent:0;mso-width-relative:page;mso-height-relative:page;v-text-anchor:top" coordsize="8965,1270" o:gfxdata="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" path="m,l559,t3,l979,t3,l1400,t2,l1820,t2,l2240,t2,l2521,t2,l2941,t2,l3361,t2,l3781,t3,l4201,t3,l4622,t2,l4902,t3,l5323,t2,l5743,t2,l6163,t2,l6583,t2,l7003,t3,l7284,t2,l7704,t3,l8124,t3,l8545,t2,l8965,e" filled="f" strokeweight=".19811mm">
-                <v:path arrowok="t" o:connecttype="custom" o:connectlocs="0,0;354965,0;356870,0;621665,0;623570,0;889000,0;890270,0;1155700,0;1156970,0;1422400,0;1423670,0;1600835,0;1602105,0;1867535,0;1868805,0;2134235,0;2135505,0;2400935,0;2402840,0;2667635,0;2669540,0;2934970,0;2936240,0;3112770,0;3114675,0;3380105,0;3381375,0;3646805,0;3648075,0;3913505,0;3914775,0;4180205,0;4181475,0;4446905,0;4448810,0;4625340,0;4626610,0;4892040,0;4893945,0;5158740,0;5160645,0;5426075,0;5427345,0;5692775,0" o:connectangles="0,0,0,0,0,0,0,0,0,0,0,0,0,0,0,0,0,0,0,0,0,0,0,0,0,0,0,0,0,0,0,0,0,0,0,0,0,0,0,0,0,0,0,0"/>
-                <w10:wrap type="topAndBottom" anchorx="page"/>
-              </v:shape>
-            </w:pict>
-          </mc:Fallback>
-        </mc:AlternateContent>
-      </w:r>
-    </w:p>
-    <w:p>
-      <w:pPr>
-        <w:pStyle w:val="ad"/>
-        <w:spacing w:line="170" w:lineRule="exact"/>
-        <w:ind w:left="2487" w:right="2319"/>
-        <w:jc w:val="center"/>
-      </w:pPr>
-      <w:r>
-        <w:t>наименование</w:t>
-      </w:r>
-      <w:r>
-        <w:rPr>
-          <w:spacing w:val="-5"/>
-        </w:rPr>
-        <w:t xml:space="preserve"> </w:t>
-      </w:r>
-      <w:r>
-        <w:t>объекта</w:t>
-      </w:r>
-      <w:r>
-        <w:rPr>
-          <w:spacing w:val="-6"/>
-        </w:rPr>
-        <w:t xml:space="preserve"> </w:t>
-      </w:r>
-      <w:r>
-        <w:t>автоматизации</w:t>
-      </w:r>
-    </w:p>
-    <w:p>
-      <w:pPr>
-        <w:pStyle w:val="ad"/>
-        <w:jc w:val="center"/>
-        <w:rPr>
-          <w:sz w:val="20"/>
-        </w:rPr>
-      </w:pPr>
-      <w:r>
-        <w:rPr>
-          <w:sz w:val="28"/>
-          <w:szCs w:val="22"/>
-        </w:rPr>
-        <w:t>АС «Система оповещения»</w:t>
-      </w:r>
-    </w:p>
-    <w:p>
-      <w:pPr>
-        <w:pStyle w:val="ad"/>
-        <w:spacing w:before="2"/>
-        <w:rPr>
-          <w:sz w:val="14"/>
-        </w:rPr>
-      </w:pPr>
-      <w:r>
-        <w:rPr>
-          <w:noProof/>
-        </w:rPr>
-        <mc:AlternateContent>
-          <mc:Choice Requires="wps">
-            <w:drawing>
-              <wp:anchor distT="0" distB="0" distL="0" distR="0" simplePos="0" relativeHeight="251661312" behindDoc="1" locked="0" layoutInCell="1" allowOverlap="1" wp14:anchorId="322CCEF9" wp14:editId="7F273CAE">
-                <wp:simplePos x="0" y="0"/>
-                <wp:positionH relativeFrom="page">
-                  <wp:posOffset>1115695</wp:posOffset>
-                </wp:positionH>
-                <wp:positionV relativeFrom="paragraph">
-                  <wp:posOffset>132080</wp:posOffset>
-                </wp:positionV>
-                <wp:extent cx="5692775" cy="1270"/>
-                <wp:effectExtent l="0" t="0" r="0" b="0"/>
-                <wp:wrapTopAndBottom/>
-                <wp:docPr id="925580719" name="Полилиния: фигура 5"/>
-                <wp:cNvGraphicFramePr>
-                  <a:graphicFrameLocks xmlns:a="http://schemas.openxmlformats.org/drawingml/2006/main"/>
-                </wp:cNvGraphicFramePr>
-                <a:graphic xmlns:a="http://schemas.openxmlformats.org/drawingml/2006/main">
-                  <a:graphicData uri="http://schemas.microsoft.com/office/word/2010/wordprocessingShape">
-                    <wps:wsp>
-                      <wps:cNvSpPr>
-                        <a:spLocks/>
-                      </wps:cNvSpPr>
-                      <wps:spPr bwMode="auto">
-                        <a:xfrm>
-                          <a:off x="0" y="0"/>
-                          <a:ext cx="5692775" cy="1270"/>
-                        </a:xfrm>
-                        <a:custGeom>
-                          <a:avLst/>
-                          <a:gdLst>
-                            <a:gd name="T0" fmla="+- 0 1757 1757"/>
-                            <a:gd name="T1" fmla="*/ T0 w 8965"/>
-                            <a:gd name="T2" fmla="+- 0 2316 1757"/>
-                            <a:gd name="T3" fmla="*/ T2 w 8965"/>
-                            <a:gd name="T4" fmla="+- 0 2319 1757"/>
-                            <a:gd name="T5" fmla="*/ T4 w 8965"/>
-                            <a:gd name="T6" fmla="+- 0 2736 1757"/>
-                            <a:gd name="T7" fmla="*/ T6 w 8965"/>
-                            <a:gd name="T8" fmla="+- 0 2739 1757"/>
-                            <a:gd name="T9" fmla="*/ T8 w 8965"/>
-                            <a:gd name="T10" fmla="+- 0 3157 1757"/>
-                            <a:gd name="T11" fmla="*/ T10 w 8965"/>
-                            <a:gd name="T12" fmla="+- 0 3159 1757"/>
-                            <a:gd name="T13" fmla="*/ T12 w 8965"/>
-                            <a:gd name="T14" fmla="+- 0 3577 1757"/>
-                            <a:gd name="T15" fmla="*/ T14 w 8965"/>
-                            <a:gd name="T16" fmla="+- 0 3579 1757"/>
-                            <a:gd name="T17" fmla="*/ T16 w 8965"/>
-                            <a:gd name="T18" fmla="+- 0 3997 1757"/>
-                            <a:gd name="T19" fmla="*/ T18 w 8965"/>
-                            <a:gd name="T20" fmla="+- 0 3999 1757"/>
-                            <a:gd name="T21" fmla="*/ T20 w 8965"/>
-                            <a:gd name="T22" fmla="+- 0 4278 1757"/>
-                            <a:gd name="T23" fmla="*/ T22 w 8965"/>
-                            <a:gd name="T24" fmla="+- 0 4280 1757"/>
-                            <a:gd name="T25" fmla="*/ T24 w 8965"/>
-                            <a:gd name="T26" fmla="+- 0 4698 1757"/>
-                            <a:gd name="T27" fmla="*/ T26 w 8965"/>
-                            <a:gd name="T28" fmla="+- 0 4700 1757"/>
-                            <a:gd name="T29" fmla="*/ T28 w 8965"/>
-                            <a:gd name="T30" fmla="+- 0 5118 1757"/>
-                            <a:gd name="T31" fmla="*/ T30 w 8965"/>
-                            <a:gd name="T32" fmla="+- 0 5120 1757"/>
-                            <a:gd name="T33" fmla="*/ T32 w 8965"/>
-                            <a:gd name="T34" fmla="+- 0 5538 1757"/>
-                            <a:gd name="T35" fmla="*/ T34 w 8965"/>
-                            <a:gd name="T36" fmla="+- 0 5541 1757"/>
-                            <a:gd name="T37" fmla="*/ T36 w 8965"/>
-                            <a:gd name="T38" fmla="+- 0 5958 1757"/>
-                            <a:gd name="T39" fmla="*/ T38 w 8965"/>
-                            <a:gd name="T40" fmla="+- 0 5961 1757"/>
-                            <a:gd name="T41" fmla="*/ T40 w 8965"/>
-                            <a:gd name="T42" fmla="+- 0 6379 1757"/>
-                            <a:gd name="T43" fmla="*/ T42 w 8965"/>
-                            <a:gd name="T44" fmla="+- 0 6381 1757"/>
-                            <a:gd name="T45" fmla="*/ T44 w 8965"/>
-                            <a:gd name="T46" fmla="+- 0 6659 1757"/>
-                            <a:gd name="T47" fmla="*/ T46 w 8965"/>
-                            <a:gd name="T48" fmla="+- 0 6662 1757"/>
-                            <a:gd name="T49" fmla="*/ T48 w 8965"/>
-                            <a:gd name="T50" fmla="+- 0 7080 1757"/>
-                            <a:gd name="T51" fmla="*/ T50 w 8965"/>
-                            <a:gd name="T52" fmla="+- 0 7082 1757"/>
-                            <a:gd name="T53" fmla="*/ T52 w 8965"/>
-                            <a:gd name="T54" fmla="+- 0 7500 1757"/>
-                            <a:gd name="T55" fmla="*/ T54 w 8965"/>
-                            <a:gd name="T56" fmla="+- 0 7502 1757"/>
-                            <a:gd name="T57" fmla="*/ T56 w 8965"/>
-                            <a:gd name="T58" fmla="+- 0 7920 1757"/>
-                            <a:gd name="T59" fmla="*/ T58 w 8965"/>
-                            <a:gd name="T60" fmla="+- 0 7922 1757"/>
-                            <a:gd name="T61" fmla="*/ T60 w 8965"/>
-                            <a:gd name="T62" fmla="+- 0 8760 1757"/>
-                            <a:gd name="T63" fmla="*/ T62 w 8965"/>
-                            <a:gd name="T64" fmla="+- 0 8763 1757"/>
-                            <a:gd name="T65" fmla="*/ T64 w 8965"/>
-                            <a:gd name="T66" fmla="+- 0 9041 1757"/>
-                            <a:gd name="T67" fmla="*/ T66 w 8965"/>
-                            <a:gd name="T68" fmla="+- 0 9043 1757"/>
-                            <a:gd name="T69" fmla="*/ T68 w 8965"/>
-                            <a:gd name="T70" fmla="+- 0 9461 1757"/>
-                            <a:gd name="T71" fmla="*/ T70 w 8965"/>
-                            <a:gd name="T72" fmla="+- 0 9464 1757"/>
-                            <a:gd name="T73" fmla="*/ T72 w 8965"/>
-                            <a:gd name="T74" fmla="+- 0 9881 1757"/>
-                            <a:gd name="T75" fmla="*/ T74 w 8965"/>
-                            <a:gd name="T76" fmla="+- 0 9884 1757"/>
-                            <a:gd name="T77" fmla="*/ T76 w 8965"/>
-                            <a:gd name="T78" fmla="+- 0 10302 1757"/>
-                            <a:gd name="T79" fmla="*/ T78 w 8965"/>
-                            <a:gd name="T80" fmla="+- 0 10304 1757"/>
-                            <a:gd name="T81" fmla="*/ T80 w 8965"/>
-                            <a:gd name="T82" fmla="+- 0 10722 1757"/>
-                            <a:gd name="T83" fmla="*/ T82 w 8965"/>
-                          </a:gdLst>
-                          <a:ahLst/>
-                          <a:cxnLst>
-                            <a:cxn ang="0">
-                              <a:pos x="T1" y="0"/>
-                            </a:cxn>
-                            <a:cxn ang="0">
-                              <a:pos x="T3" y="0"/>
-                            </a:cxn>
-                            <a:cxn ang="0">
-                              <a:pos x="T5" y="0"/>
-                            </a:cxn>
-                            <a:cxn ang="0">
-                              <a:pos x="T7" y="0"/>
-                            </a:cxn>
-                            <a:cxn ang="0">
-                              <a:pos x="T9" y="0"/>
-                            </a:cxn>
-                            <a:cxn ang="0">
-                              <a:pos x="T11" y="0"/>
-                            </a:cxn>
-                            <a:cxn ang="0">
-                              <a:pos x="T13" y="0"/>
-                            </a:cxn>
-                            <a:cxn ang="0">
-                              <a:pos x="T15" y="0"/>
-                            </a:cxn>
-                            <a:cxn ang="0">
-                              <a:pos x="T17" y="0"/>
-                            </a:cxn>
-                            <a:cxn ang="0">
-                              <a:pos x="T19" y="0"/>
-                            </a:cxn>
-                            <a:cxn ang="0">
-                              <a:pos x="T21" y="0"/>
-                            </a:cxn>
-                            <a:cxn ang="0">
-                              <a:pos x="T23" y="0"/>
-                            </a:cxn>
-                            <a:cxn ang="0">
-                              <a:pos x="T25" y="0"/>
-                            </a:cxn>
-                            <a:cxn ang="0">
-                              <a:pos x="T27" y="0"/>
-                            </a:cxn>
-                            <a:cxn ang="0">
-                              <a:pos x="T29" y="0"/>
-                            </a:cxn>
-                            <a:cxn ang="0">
-                              <a:pos x="T31" y="0"/>
-                            </a:cxn>
-                            <a:cxn ang="0">
-                              <a:pos x="T33" y="0"/>
-                            </a:cxn>
-                            <a:cxn ang="0">
-                              <a:pos x="T35" y="0"/>
-                            </a:cxn>
-                            <a:cxn ang="0">
-                              <a:pos x="T37" y="0"/>
-                            </a:cxn>
-                            <a:cxn ang="0">
-                              <a:pos x="T39" y="0"/>
-                            </a:cxn>
-                            <a:cxn ang="0">
-                              <a:pos x="T41" y="0"/>
-                            </a:cxn>
-                            <a:cxn ang="0">
-                              <a:pos x="T43" y="0"/>
-                            </a:cxn>
-                            <a:cxn ang="0">
-                              <a:pos x="T45" y="0"/>
-                            </a:cxn>
-                            <a:cxn ang="0">
-                              <a:pos x="T47" y="0"/>
-                            </a:cxn>
-                            <a:cxn ang="0">
-                              <a:pos x="T49" y="0"/>
-                            </a:cxn>
-                            <a:cxn ang="0">
-                              <a:pos x="T51" y="0"/>
-                            </a:cxn>
-                            <a:cxn ang="0">
-                              <a:pos x="T53" y="0"/>
-                            </a:cxn>
-                            <a:cxn ang="0">
-                              <a:pos x="T55" y="0"/>
-                            </a:cxn>
-                            <a:cxn ang="0">
-                              <a:pos x="T57" y="0"/>
-                            </a:cxn>
-                            <a:cxn ang="0">
-                              <a:pos x="T59" y="0"/>
-                            </a:cxn>
-                            <a:cxn ang="0">
-                              <a:pos x="T61" y="0"/>
-                            </a:cxn>
-                            <a:cxn ang="0">
-                              <a:pos x="T63" y="0"/>
-                            </a:cxn>
-                            <a:cxn ang="0">
-                              <a:pos x="T65" y="0"/>
-                            </a:cxn>
-                            <a:cxn ang="0">
-                              <a:pos x="T67" y="0"/>
-                            </a:cxn>
-                            <a:cxn ang="0">
-                              <a:pos x="T69" y="0"/>
-                            </a:cxn>
-                            <a:cxn ang="0">
-                              <a:pos x="T71" y="0"/>
-                            </a:cxn>
-                            <a:cxn ang="0">
-                              <a:pos x="T73" y="0"/>
-                            </a:cxn>
-                            <a:cxn ang="0">
-                              <a:pos x="T75" y="0"/>
-                            </a:cxn>
-                            <a:cxn ang="0">
-                              <a:pos x="T77" y="0"/>
-                            </a:cxn>
-                            <a:cxn ang="0">
-                              <a:pos x="T79" y="0"/>
-                            </a:cxn>
-                            <a:cxn ang="0">
-                              <a:pos x="T81" y="0"/>
-                            </a:cxn>
-                            <a:cxn ang="0">
-                              <a:pos x="T83" y="0"/>
-                            </a:cxn>
-                          </a:cxnLst>
-                          <a:rect l="0" t="0" r="r" b="b"/>
-                          <a:pathLst>
-                            <a:path w="8965">
-                              <a:moveTo>
-                                <a:pt x="0" y="0"/>
-                              </a:moveTo>
-                              <a:lnTo>
-                                <a:pt x="559" y="0"/>
-                              </a:lnTo>
-                              <a:moveTo>
-                                <a:pt x="562" y="0"/>
-                              </a:moveTo>
-                              <a:lnTo>
-                                <a:pt x="979" y="0"/>
-                              </a:lnTo>
-                              <a:moveTo>
-                                <a:pt x="982" y="0"/>
-                              </a:moveTo>
-                              <a:lnTo>
-                                <a:pt x="1400" y="0"/>
-                              </a:lnTo>
-                              <a:moveTo>
-                                <a:pt x="1402" y="0"/>
-                              </a:moveTo>
-                              <a:lnTo>
-                                <a:pt x="1820" y="0"/>
-                              </a:lnTo>
-                              <a:moveTo>
-                                <a:pt x="1822" y="0"/>
-                              </a:moveTo>
-                              <a:lnTo>
-                                <a:pt x="2240" y="0"/>
-                              </a:lnTo>
-                              <a:moveTo>
-                                <a:pt x="2242" y="0"/>
-                              </a:moveTo>
-                              <a:lnTo>
-                                <a:pt x="2521" y="0"/>
-                              </a:lnTo>
-                              <a:moveTo>
-                                <a:pt x="2523" y="0"/>
-                              </a:moveTo>
-                              <a:lnTo>
-                                <a:pt x="2941" y="0"/>
-                              </a:lnTo>
-                              <a:moveTo>
-                                <a:pt x="2943" y="0"/>
-                              </a:moveTo>
-                              <a:lnTo>
-                                <a:pt x="3361" y="0"/>
-                              </a:lnTo>
-                              <a:moveTo>
-                                <a:pt x="3363" y="0"/>
-                              </a:moveTo>
-                              <a:lnTo>
-                                <a:pt x="3781" y="0"/>
-                              </a:lnTo>
-                              <a:moveTo>
-                                <a:pt x="3784" y="0"/>
-                              </a:moveTo>
-                              <a:lnTo>
-                                <a:pt x="4201" y="0"/>
-                              </a:lnTo>
-                              <a:moveTo>
-                                <a:pt x="4204" y="0"/>
-                              </a:moveTo>
-                              <a:lnTo>
-                                <a:pt x="4622" y="0"/>
-                              </a:lnTo>
-                              <a:moveTo>
-                                <a:pt x="4624" y="0"/>
-                              </a:moveTo>
-                              <a:lnTo>
-                                <a:pt x="4902" y="0"/>
-                              </a:lnTo>
-                              <a:moveTo>
-                                <a:pt x="4905" y="0"/>
-                              </a:moveTo>
-                              <a:lnTo>
-                                <a:pt x="5323" y="0"/>
-                              </a:lnTo>
-                              <a:moveTo>
-                                <a:pt x="5325" y="0"/>
-                              </a:moveTo>
-                              <a:lnTo>
-                                <a:pt x="5743" y="0"/>
-                              </a:lnTo>
-                              <a:moveTo>
-                                <a:pt x="5745" y="0"/>
-                              </a:moveTo>
-                              <a:lnTo>
-                                <a:pt x="6163" y="0"/>
-                              </a:lnTo>
-                              <a:moveTo>
-                                <a:pt x="6165" y="0"/>
-                              </a:moveTo>
-                              <a:lnTo>
-                                <a:pt x="7003" y="0"/>
-                              </a:lnTo>
-                              <a:moveTo>
-                                <a:pt x="7006" y="0"/>
-                              </a:moveTo>
-                              <a:lnTo>
-                                <a:pt x="7284" y="0"/>
-                              </a:lnTo>
-                              <a:moveTo>
-                                <a:pt x="7286" y="0"/>
-                              </a:moveTo>
-                              <a:lnTo>
-                                <a:pt x="7704" y="0"/>
-                              </a:lnTo>
-                              <a:moveTo>
-                                <a:pt x="7707" y="0"/>
-                              </a:moveTo>
-                              <a:lnTo>
-                                <a:pt x="8124" y="0"/>
-                              </a:lnTo>
-                              <a:moveTo>
-                                <a:pt x="8127" y="0"/>
-                              </a:moveTo>
-                              <a:lnTo>
-                                <a:pt x="8545" y="0"/>
-                              </a:lnTo>
-                              <a:moveTo>
-                                <a:pt x="8547" y="0"/>
-                              </a:moveTo>
-                              <a:lnTo>
-                                <a:pt x="8965" y="0"/>
-                              </a:lnTo>
-                            </a:path>
-                          </a:pathLst>
-                        </a:custGeom>
-                        <a:noFill/>
-                        <a:ln w="7132">
-                          <a:solidFill>
-                            <a:srgbClr val="000000"/>
-                          </a:solidFill>
-                          <a:round/>
-                          <a:headEnd/>
-                          <a:tailEnd/>
-                        </a:ln>
-                        <a:extLst>
-                          <a:ext uri="{909E8E84-426E-40DD-AFC4-6F175D3DCCD1}">
-                            <a14:hiddenFill xmlns:a14="http://schemas.microsoft.com/office/drawing/2010/main">
-                              <a:solidFill>
-                                <a:srgbClr val="FFFFFF"/>
-                              </a:solidFill>
-                            </a14:hiddenFill>
-                          </a:ext>
-                        </a:extLst>
-                      </wps:spPr>
-                      <wps:bodyPr rot="0" vertOverflow="clip" horzOverflow="clip" vert="horz" wrap="square" lIns="91440" tIns="45720" rIns="91440" bIns="45720" anchor="t" anchorCtr="0" upright="1">
-                        <a:noAutofit/>
-                      </wps:bodyPr>
-                    </wps:wsp>
-                  </a:graphicData>
-                </a:graphic>
-                <wp14:sizeRelH relativeFrom="page">
-                  <wp14:pctWidth>0</wp14:pctWidth>
-                </wp14:sizeRelH>
-                <wp14:sizeRelV relativeFrom="page">
-                  <wp14:pctHeight>0</wp14:pctHeight>
-                </wp14:sizeRelV>
-              </wp:anchor>
-            </w:drawing>
-          </mc:Choice>
-          <mc:Fallback>
-            <w:pict>
-              <v:shape w14:anchorId="1CBAEB6F" id="Полилиния: фигура 5" o:spid="_x0000_s1026" style="position:absolute;margin-left:87.85pt;margin-top:10.4pt;width:448.25pt;height:.1pt;z-index:-251655168;visibility:visible;mso-wrap-style:square;mso-width-percent:0;mso-height-percent:0;mso-wrap-distance-left:0;mso-wrap-distance-top:0;mso-wrap-distance-right:0;mso-wrap-distance-bottom:0;mso-position-horizontal:absolute;mso-position-horizontal-relative:page;mso-position-vertical:absolute;mso-position-vertical-relative:text;mso-width-percent:0;mso-height-percent:0;mso-width-relative:page;mso-height-relative:page;v-text-anchor:top" coordsize="8965,1270" o:gfxdata="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" path="m,l559,t3,l979,t3,l1400,t2,l1820,t2,l2240,t2,l2521,t2,l2941,t2,l3361,t2,l3781,t3,l4201,t3,l4622,t2,l4902,t3,l5323,t2,l5743,t2,l6163,t2,l7003,t3,l7284,t2,l7704,t3,l8124,t3,l8545,t2,l8965,e" filled="f" strokeweight=".19811mm">
-                <v:path arrowok="t" o:connecttype="custom" o:connectlocs="0,0;354965,0;356870,0;621665,0;623570,0;889000,0;890270,0;1155700,0;1156970,0;1422400,0;1423670,0;1600835,0;1602105,0;1867535,0;1868805,0;2134235,0;2135505,0;2400935,0;2402840,0;2667635,0;2669540,0;2934970,0;2936240,0;3112770,0;3114675,0;3380105,0;3381375,0;3646805,0;3648075,0;3913505,0;3914775,0;4446905,0;4448810,0;4625340,0;4626610,0;4892040,0;4893945,0;5158740,0;5160645,0;5426075,0;5427345,0;5692775,0" o:connectangles="0,0,0,0,0,0,0,0,0,0,0,0,0,0,0,0,0,0,0,0,0,0,0,0,0,0,0,0,0,0,0,0,0,0,0,0,0,0,0,0,0,0"/>
-                <w10:wrap type="topAndBottom" anchorx="page"/>
-              </v:shape>
-            </w:pict>
-          </mc:Fallback>
-        </mc:AlternateContent>
-      </w:r>
-    </w:p>
-    <w:p>
-      <w:pPr>
-        <w:pStyle w:val="ad"/>
-        <w:spacing w:line="170" w:lineRule="exact"/>
-        <w:ind w:left="2487" w:right="2324"/>
-        <w:jc w:val="center"/>
-      </w:pPr>
-      <w:r>
-        <w:t>сокращенное</w:t>
-      </w:r>
-      <w:r>
-        <w:rPr>
-          <w:spacing w:val="-7"/>
-        </w:rPr>
-        <w:t xml:space="preserve"> </w:t>
-      </w:r>
-      <w:r>
-        <w:t>наименование</w:t>
-      </w:r>
-      <w:r>
-        <w:rPr>
-          <w:spacing w:val="-6"/>
-        </w:rPr>
-        <w:t xml:space="preserve"> </w:t>
-      </w:r>
-      <w:r>
-        <w:t>автоматизированной</w:t>
-      </w:r>
-      <w:r>
-        <w:rPr>
-          <w:spacing w:val="-5"/>
-        </w:rPr>
-        <w:t xml:space="preserve"> </w:t>
-      </w:r>
-      <w:r>
-        <w:t>системы</w:t>
-      </w:r>
-    </w:p>
-    <w:p>
-      <w:pPr>
-        <w:pStyle w:val="ad"/>
-        <w:rPr>
-          <w:sz w:val="20"/>
-        </w:rPr>
-      </w:pPr>
-    </w:p>
-    <w:p>
-      <w:pPr>
-        <w:pStyle w:val="ad"/>
-        <w:rPr>
-          <w:sz w:val="20"/>
-        </w:rPr>
-      </w:pPr>
-    </w:p>
-    <w:p>
-      <w:pPr>
-        <w:pStyle w:val="ad"/>
-        <w:spacing w:before="1"/>
-        <w:rPr>
-          <w:sz w:val="27"/>
-        </w:rPr>
-      </w:pPr>
-    </w:p>
-    <w:p>
-      <w:pPr>
-        <w:pStyle w:val="ab"/>
-      </w:pPr>
-      <w:r>
-        <w:t>ТЕХНИЧЕСКОЕ</w:t>
-      </w:r>
-      <w:r>
-        <w:rPr>
-          <w:spacing w:val="-4"/>
-        </w:rPr>
-        <w:t xml:space="preserve"> </w:t>
-      </w:r>
-      <w:r>
-        <w:t>ЗАДАНИЕ</w:t>
-      </w:r>
-    </w:p>
-    <w:p>
-      <w:pPr>
-        <w:pStyle w:val="ad"/>
-        <w:spacing w:before="5"/>
-        <w:rPr>
-          <w:b/>
-          <w:sz w:val="27"/>
-        </w:rPr>
-      </w:pPr>
-    </w:p>
-    <w:p>
-      <w:pPr>
-        <w:tabs>
-          <w:tab w:val="left" w:pos="4456"/>
-          <w:tab w:val="left" w:pos="6113"/>
-        </w:tabs>
-        <w:spacing w:line="480" w:lineRule="auto"/>
-        <w:ind w:left="3218" w:right="3048" w:firstLine="1"/>
-        <w:jc w:val="center"/>
-        <w:rPr>
-          <w:spacing w:val="1"/>
-        </w:rPr>
-      </w:pPr>
-      <w:r>
-        <w:t>На</w:t>
-      </w:r>
-      <w:r>
-        <w:rPr>
-          <w:u w:val="single"/>
-        </w:rPr>
-        <w:t xml:space="preserve"> 2</w:t>
-      </w:r>
-      <w:r>
-        <w:rPr>
-          <w:u w:val="single"/>
-        </w:rPr>
-        <w:t>6</w:t>
-      </w:r>
-      <w:r>
-        <w:rPr>
-          <w:u w:val="single"/>
-          <w:lang w:val="en-US"/>
-        </w:rPr>
-        <w:t xml:space="preserve"> </w:t>
-      </w:r>
-      <w:r>
-        <w:t>листах</w:t>
-      </w:r>
-      <w:r>
-        <w:rPr>
-          <w:spacing w:val="1"/>
-        </w:rPr>
-        <w:t xml:space="preserve"> </w:t>
-      </w:r>
-    </w:p>
-    <w:p>
-      <w:pPr>
-        <w:tabs>
-          <w:tab w:val="left" w:pos="4456"/>
-          <w:tab w:val="left" w:pos="6113"/>
-        </w:tabs>
-        <w:spacing w:line="480" w:lineRule="auto"/>
-        <w:ind w:left="3218" w:right="3048" w:firstLine="1"/>
-        <w:jc w:val="center"/>
-        <w:rPr>
-          <w:szCs w:val="22"/>
-        </w:rPr>
-      </w:pPr>
-      <w:r>
-        <w:t>Действует</w:t>
-      </w:r>
-      <w:r>
-        <w:rPr>
-          <w:spacing w:val="-2"/>
-        </w:rPr>
-        <w:t xml:space="preserve"> </w:t>
-      </w:r>
-      <w:r>
-        <w:t>с</w:t>
-      </w:r>
-      <w:r>
-        <w:rPr>
-          <w:u w:val="single"/>
-        </w:rPr>
-        <w:t xml:space="preserve"> 02.10.2023</w:t>
-      </w:r>
-    </w:p>
-    <w:p>
-      <w:pPr>
-        <w:tabs>
-          <w:tab w:val="left" w:pos="4456"/>
-          <w:tab w:val="left" w:pos="6113"/>
-        </w:tabs>
-        <w:spacing w:line="480" w:lineRule="auto"/>
-        <w:ind w:left="3218" w:right="3048" w:firstLine="1"/>
-        <w:jc w:val="center"/>
-        <w:rPr>
-          <w:spacing w:val="1"/>
-        </w:rPr>
-      </w:pPr>
-    </w:p>
-    <w:tbl>
-      <w:tblPr>
-        <w:tblStyle w:val="TableNormal"/>
-        <w:tblpPr w:leftFromText="180" w:rightFromText="180" w:vertAnchor="text" w:horzAnchor="margin" w:tblpX="-284" w:tblpY="599"/>
-        <w:tblW w:w="10425" w:type="dxa"/>
-        <w:tblInd w:w="0" w:type="dxa"/>
-        <w:tblLayout w:type="fixed"/>
-        <w:tblLook w:val="01E0" w:firstRow="1" w:lastRow="1" w:firstColumn="1" w:lastColumn="1" w:noHBand="0" w:noVBand="0"/>
-      </w:tblPr>
-      <w:tblGrid>
-        <w:gridCol w:w="4949"/>
-        <w:gridCol w:w="5476"/>
-      </w:tblGrid>
-      <w:tr>
-        <w:trPr>
-          <w:trHeight w:val="1539"/>
-        </w:trPr>
-        <w:tc>
-          <w:tcPr>
-            <w:tcW w:w="10420" w:type="dxa"/>
-            <w:gridSpan w:val="2"/>
-            <w:hideMark/>
-          </w:tcPr>
-          <w:p>
-            <w:pPr>
-              <w:pStyle w:val="TableParagraph"/>
-              <w:spacing w:line="311" w:lineRule="exact"/>
-              <w:rPr>
-                <w:rFonts w:ascii="Times New Roman" w:hAnsi="Times New Roman"/>
-                <w:sz w:val="28"/>
-                <w:lang w:val="ru-RU"/>
-              </w:rPr>
-            </w:pPr>
-            <w:r>
-              <w:rPr>
-                <w:rFonts w:ascii="Times New Roman" w:hAnsi="Times New Roman"/>
-                <w:sz w:val="28"/>
-                <w:lang w:val="ru-RU"/>
-              </w:rPr>
-              <w:t>СОГЛАСОВАНО</w:t>
-            </w:r>
-          </w:p>
-          <w:p>
-            <w:pPr>
-              <w:pStyle w:val="TableParagraph"/>
-              <w:ind w:right="4058"/>
-              <w:rPr>
-                <w:rFonts w:ascii="Times New Roman" w:hAnsi="Times New Roman"/>
-                <w:sz w:val="28"/>
-                <w:lang w:val="ru-RU"/>
-              </w:rPr>
-            </w:pPr>
-            <w:r>
-              <w:rPr>
-                <w:rFonts w:ascii="Times New Roman" w:hAnsi="Times New Roman"/>
-                <w:sz w:val="28"/>
-                <w:lang w:val="ru-RU"/>
-              </w:rPr>
-              <w:t>Руководитель (должность,</w:t>
-            </w:r>
-            <w:r>
-              <w:rPr>
-                <w:rFonts w:ascii="Times New Roman" w:hAnsi="Times New Roman"/>
-                <w:spacing w:val="1"/>
-                <w:sz w:val="28"/>
-                <w:lang w:val="ru-RU"/>
-              </w:rPr>
-              <w:t xml:space="preserve"> </w:t>
-            </w:r>
-            <w:r>
-              <w:rPr>
-                <w:rFonts w:ascii="Times New Roman" w:hAnsi="Times New Roman"/>
-                <w:sz w:val="28"/>
-                <w:lang w:val="ru-RU"/>
-              </w:rPr>
-              <w:t>наименование</w:t>
-            </w:r>
-            <w:r>
-              <w:rPr>
-                <w:rFonts w:ascii="Times New Roman" w:hAnsi="Times New Roman"/>
-                <w:spacing w:val="-10"/>
-                <w:sz w:val="28"/>
-                <w:lang w:val="ru-RU"/>
-              </w:rPr>
-              <w:t xml:space="preserve"> </w:t>
-            </w:r>
-            <w:r>
-              <w:rPr>
-                <w:rFonts w:ascii="Times New Roman" w:hAnsi="Times New Roman"/>
-                <w:sz w:val="28"/>
-                <w:lang w:val="ru-RU"/>
-              </w:rPr>
-              <w:t>согласующей</w:t>
-            </w:r>
-            <w:r>
-              <w:rPr>
-                <w:rFonts w:ascii="Times New Roman" w:hAnsi="Times New Roman"/>
-                <w:spacing w:val="-67"/>
-                <w:sz w:val="28"/>
-                <w:lang w:val="ru-RU"/>
-              </w:rPr>
-              <w:t xml:space="preserve"> </w:t>
-            </w:r>
-            <w:r>
-              <w:rPr>
-                <w:rFonts w:ascii="Times New Roman" w:hAnsi="Times New Roman"/>
-                <w:sz w:val="28"/>
-                <w:lang w:val="ru-RU"/>
-              </w:rPr>
-              <w:t>организации)</w:t>
-            </w:r>
-          </w:p>
-        </w:tc>
-      </w:tr>
-      <w:tr>
-        <w:trPr>
-          <w:trHeight w:val="1540"/>
-        </w:trPr>
-        <w:tc>
-          <w:tcPr>
-            <w:tcW w:w="4947" w:type="dxa"/>
-          </w:tcPr>
-          <w:p>
-            <w:pPr>
-              <w:pStyle w:val="TableParagraph"/>
-              <w:spacing w:before="156"/>
-              <w:ind w:left="255" w:right="1245"/>
-              <w:jc w:val="center"/>
-              <w:rPr>
-                <w:rFonts w:ascii="Times New Roman" w:hAnsi="Times New Roman"/>
-                <w:sz w:val="28"/>
-              </w:rPr>
-            </w:pPr>
-            <w:r>
-              <w:rPr>
-                <w:rFonts w:ascii="Times New Roman" w:hAnsi="Times New Roman"/>
-                <w:sz w:val="28"/>
-              </w:rPr>
-              <w:t>Личная</w:t>
-            </w:r>
-            <w:r>
-              <w:rPr>
-                <w:rFonts w:ascii="Times New Roman" w:hAnsi="Times New Roman"/>
-                <w:spacing w:val="-2"/>
-                <w:sz w:val="28"/>
-              </w:rPr>
-              <w:t xml:space="preserve"> </w:t>
-            </w:r>
-            <w:r>
-              <w:rPr>
-                <w:rFonts w:ascii="Times New Roman" w:hAnsi="Times New Roman"/>
-                <w:sz w:val="28"/>
-              </w:rPr>
-              <w:t>подпись</w:t>
-            </w:r>
-          </w:p>
-          <w:p>
-            <w:pPr>
-              <w:pStyle w:val="TableParagraph"/>
-              <w:spacing w:before="2"/>
-              <w:rPr>
-                <w:rFonts w:ascii="Times New Roman" w:hAnsi="Times New Roman"/>
-                <w:sz w:val="26"/>
-              </w:rPr>
-            </w:pPr>
-          </w:p>
-          <w:p>
-            <w:pPr>
-              <w:pStyle w:val="TableParagraph"/>
-              <w:spacing w:line="322" w:lineRule="exact"/>
-              <w:ind w:left="819" w:right="1811"/>
-              <w:jc w:val="center"/>
-              <w:rPr>
-                <w:rFonts w:ascii="Times New Roman" w:hAnsi="Times New Roman"/>
-                <w:sz w:val="28"/>
-              </w:rPr>
-            </w:pPr>
-            <w:r>
-              <w:rPr>
-                <w:rFonts w:ascii="Times New Roman" w:hAnsi="Times New Roman"/>
-                <w:sz w:val="28"/>
-              </w:rPr>
-              <w:t>Печать</w:t>
-            </w:r>
-          </w:p>
-          <w:p>
-            <w:pPr>
-              <w:pStyle w:val="TableParagraph"/>
-              <w:spacing w:line="322" w:lineRule="exact"/>
-              <w:ind w:left="819" w:right="1811"/>
-              <w:jc w:val="center"/>
-              <w:rPr>
-                <w:rFonts w:ascii="Times New Roman" w:hAnsi="Times New Roman"/>
-                <w:sz w:val="28"/>
-              </w:rPr>
-            </w:pPr>
-            <w:r>
-              <w:rPr>
-                <w:rFonts w:ascii="Times New Roman" w:hAnsi="Times New Roman"/>
-                <w:spacing w:val="-67"/>
-                <w:sz w:val="28"/>
-              </w:rPr>
-              <w:t xml:space="preserve"> </w:t>
-            </w:r>
-            <w:r>
-              <w:rPr>
-                <w:rFonts w:ascii="Times New Roman" w:hAnsi="Times New Roman"/>
-                <w:sz w:val="28"/>
-              </w:rPr>
-              <w:t>Дата</w:t>
-            </w:r>
-          </w:p>
-        </w:tc>
-        <w:tc>
-          <w:tcPr>
-            <w:tcW w:w="5472" w:type="dxa"/>
-            <w:hideMark/>
-          </w:tcPr>
-          <w:p>
-            <w:pPr>
-              <w:pStyle w:val="TableParagraph"/>
-              <w:spacing w:before="156"/>
-              <w:ind w:left="1264"/>
-              <w:rPr>
-                <w:rFonts w:ascii="Times New Roman" w:hAnsi="Times New Roman"/>
-                <w:sz w:val="28"/>
-              </w:rPr>
-            </w:pPr>
-            <w:r>
-              <w:rPr>
-                <w:rFonts w:ascii="Times New Roman" w:hAnsi="Times New Roman"/>
-                <w:sz w:val="28"/>
-              </w:rPr>
-              <w:t>Расшифровка</w:t>
-            </w:r>
-            <w:r>
-              <w:rPr>
-                <w:rFonts w:ascii="Times New Roman" w:hAnsi="Times New Roman"/>
-                <w:spacing w:val="-5"/>
-                <w:sz w:val="28"/>
-              </w:rPr>
-              <w:t xml:space="preserve"> </w:t>
-            </w:r>
-            <w:r>
-              <w:rPr>
-                <w:rFonts w:ascii="Times New Roman" w:hAnsi="Times New Roman"/>
-                <w:sz w:val="28"/>
-              </w:rPr>
-              <w:t>подписи</w:t>
-            </w:r>
-          </w:p>
-        </w:tc>
-      </w:tr>
-    </w:tbl>
+        <w:rPr>
+          <w:color w:val="000000" w:themeColor="text1"/>
+        </w:rPr>
+        <w:t>В</w:t>
+      </w:r>
+      <w:r>
+        <w:rPr>
+          <w:color w:val="000000" w:themeColor="text1"/>
+        </w:rPr>
+        <w:t>.А.</w:t>
+      </w:r>
+    </w:p>
+    <w:p>
+      <w:pPr>
+        <w:ind w:left="4820" w:firstLine="0"/>
+        <w:jc w:val="left"/>
+        <w:rPr>
+          <w:color w:val="000000" w:themeColor="text1"/>
+        </w:rPr>
+      </w:pPr>
+      <w:r>
+        <w:rPr>
+          <w:color w:val="000000" w:themeColor="text1"/>
+        </w:rPr>
+        <w:t>«___»___________________2024</w:t>
+      </w:r>
+    </w:p>
     <w:p>
       <w:pPr>
         <w:spacing w:after="160" w:line="259" w:lineRule="auto"/>
@@ -4147,25 +1970,7 @@
             <w:sz w:val="24"/>
             <w:szCs w:val="24"/>
           </w:rPr>
-          <w:t>4 Требовани</w:t>
-        </w:r>
-        <w:r>
-          <w:rPr>
-            <w:rStyle w:val="aa"/>
-            <w:noProof/>
-            <w:sz w:val="24"/>
-            <w:szCs w:val="24"/>
-          </w:rPr>
-          <w:t>я</w:t>
-        </w:r>
-        <w:r>
-          <w:rPr>
-            <w:rStyle w:val="aa"/>
-            <w:noProof/>
-            <w:sz w:val="24"/>
-            <w:szCs w:val="24"/>
-          </w:rPr>
-          <w:t xml:space="preserve"> к системе</w:t>
+          <w:t>4 Требования к системе</w:t>
         </w:r>
         <w:r>
           <w:rPr>

--- a/ТЗ.docx
+++ b/ТЗ.docx
@@ -255,13 +255,7 @@
         <w:rPr>
           <w:color w:val="000000" w:themeColor="text1"/>
         </w:rPr>
-        <w:t xml:space="preserve">Разработку системы </w:t>
-      </w:r>
-      <w:r>
-        <w:rPr>
-          <w:color w:val="000000" w:themeColor="text1"/>
-        </w:rPr>
-        <w:t>автоматизации уведомления сотрудников компании для ООО «Веб депо»</w:t>
+        <w:t>Разработку системы автоматизации уведомления сотрудников компании для ООО «Веб депо»</w:t>
       </w:r>
     </w:p>
     <w:p>
@@ -338,19 +332,7 @@
         <w:rPr>
           <w:color w:val="000000" w:themeColor="text1"/>
         </w:rPr>
-        <w:t xml:space="preserve">На </w:t>
-      </w:r>
-      <w:r>
-        <w:rPr>
-          <w:color w:val="000000" w:themeColor="text1"/>
-        </w:rPr>
-        <w:t>26</w:t>
-      </w:r>
-      <w:r>
-        <w:rPr>
-          <w:color w:val="000000" w:themeColor="text1"/>
-        </w:rPr>
-        <w:t xml:space="preserve"> листах</w:t>
+        <w:t>На 26 листах</w:t>
       </w:r>
     </w:p>
     <w:p>
@@ -496,19 +478,7 @@
         <w:rPr>
           <w:color w:val="000000" w:themeColor="text1"/>
         </w:rPr>
-        <w:t>Разработал студент гр. РИС-20-</w:t>
-      </w:r>
-      <w:r>
-        <w:rPr>
-          <w:color w:val="000000" w:themeColor="text1"/>
-        </w:rPr>
-        <w:t>2</w:t>
-      </w:r>
-      <w:r>
-        <w:rPr>
-          <w:color w:val="000000" w:themeColor="text1"/>
-        </w:rPr>
-        <w:t>б</w:t>
+        <w:t>Разработал студент гр. РИС-20-2б</w:t>
       </w:r>
     </w:p>
     <w:p>
@@ -7362,12 +7332,53 @@
           <w:szCs w:val="26"/>
         </w:rPr>
       </w:pPr>
+      <w:proofErr w:type="spellStart"/>
       <w:r>
         <w:rPr>
           <w:sz w:val="24"/>
           <w:szCs w:val="26"/>
         </w:rPr>
-        <w:t>Хомоненко А. Д. Базы данных: Учебник для высших учебных заведений/Цыганков В.М., Мальцев М. Г., под ред. проф. Хомоненко А. Д.— СПб.:КОРОНА-Век, 2009</w:t>
+        <w:t>Хомоненко</w:t>
+      </w:r>
+      <w:proofErr w:type="spellEnd"/>
+      <w:r>
+        <w:rPr>
+          <w:sz w:val="24"/>
+          <w:szCs w:val="26"/>
+        </w:rPr>
+        <w:t xml:space="preserve"> А. Д. Базы данных: Учебник для высших учебных заведений/Цыганков В.М., Мальцев М. Г., под ред. проф. </w:t>
+      </w:r>
+      <w:proofErr w:type="spellStart"/>
+      <w:r>
+        <w:rPr>
+          <w:sz w:val="24"/>
+          <w:szCs w:val="26"/>
+        </w:rPr>
+        <w:t>Хомоненко</w:t>
+      </w:r>
+      <w:proofErr w:type="spellEnd"/>
+      <w:r>
+        <w:rPr>
+          <w:sz w:val="24"/>
+          <w:szCs w:val="26"/>
+        </w:rPr>
+        <w:t xml:space="preserve"> А. Д.— </w:t>
+      </w:r>
+      <w:proofErr w:type="spellStart"/>
+      <w:r>
+        <w:rPr>
+          <w:sz w:val="24"/>
+          <w:szCs w:val="26"/>
+        </w:rPr>
+        <w:t>СПб.:КОРОНА-Век</w:t>
+      </w:r>
+      <w:proofErr w:type="spellEnd"/>
+      <w:r>
+        <w:rPr>
+          <w:sz w:val="24"/>
+          <w:szCs w:val="26"/>
+        </w:rPr>
+        <w:t>, 2009</w:t>
       </w:r>
     </w:p>
     <w:p>
@@ -7767,6 +7778,19 @@
     </w:p>
     <w:p>
       <w:pPr>
+        <w:pStyle w:val="a6"/>
+        <w:numPr>
+          <w:ilvl w:val="0"/>
+          <w:numId w:val="37"/>
+        </w:numPr>
+        <w:spacing w:line="360" w:lineRule="auto"/>
+      </w:pPr>
+      <w:r>
+        <w:t>Возможность взаимодействия сотрудников по средствам текстовых сообщений</w:t>
+      </w:r>
+    </w:p>
+    <w:p>
+      <w:pPr>
         <w:pStyle w:val="2"/>
       </w:pPr>
       <w:bookmarkStart w:id="40" w:name="_Toc177034199"/>
@@ -7932,7 +7956,13 @@
         <w:t xml:space="preserve">Описание автоматизируемых процессов: </w:t>
       </w:r>
       <w:r>
-        <w:t>массовая рассылка уведомлений о различных происшествиях и задачах. Например</w:t>
+        <w:t>массовая рассылка уведомлений о различных происшествиях и задачах</w:t>
+      </w:r>
+      <w:r>
+        <w:t xml:space="preserve"> с возможностями реакции на уведомления и контроле осведомленности</w:t>
+      </w:r>
+      <w:r>
+        <w:t>. Например</w:t>
       </w:r>
       <w:r>
         <w:t xml:space="preserve">: </w:t>
@@ -7945,6 +7975,9 @@
       </w:r>
       <w:r>
         <w:t>«Принять» и «Отложить». По нажатию на одну из них отправившему это уведомление пользователю отправиться ответное уведомлении с результатом.</w:t>
+      </w:r>
+      <w:r>
+        <w:t xml:space="preserve"> И только после реакции пользователя на уведомление будет считаться, что он о нем осведомлен.</w:t>
       </w:r>
     </w:p>
     <w:p>
@@ -8122,25 +8155,36 @@
         <w:spacing w:line="360" w:lineRule="auto"/>
       </w:pPr>
       <w:r>
-        <w:rPr>
-          <w:lang w:val="en-US"/>
-        </w:rPr>
-        <w:t>Push</w:t>
-      </w:r>
-      <w:r>
-        <w:t xml:space="preserve">-уведомлений – </w:t>
-      </w:r>
-      <w:r>
-        <w:t>отображение краткой информации о пришедших уведомлениях</w:t>
+        <w:t>Регистрации</w:t>
       </w:r>
       <w:r>
         <w:t xml:space="preserve"> </w:t>
       </w:r>
-    </w:p>
-    <w:p>
-      <w:pPr>
+      <w:r>
+        <w:t>–</w:t>
+      </w:r>
+      <w:r>
+        <w:t xml:space="preserve"> </w:t>
+      </w:r>
+      <w:r>
+        <w:t>предоставление интерфейса регистрации новых сотрудников для сотрудника отдела кадров</w:t>
+      </w:r>
+    </w:p>
+    <w:p>
+      <w:pPr>
+        <w:pStyle w:val="a6"/>
+        <w:numPr>
+          <w:ilvl w:val="0"/>
+          <w:numId w:val="2"/>
+        </w:numPr>
         <w:spacing w:line="360" w:lineRule="auto"/>
       </w:pPr>
+      <w:r>
+        <w:t>Контроля осведомленности</w:t>
+      </w:r>
+      <w:r>
+        <w:t xml:space="preserve"> – интерфейс, предоставляющий пользователю узнать информацию об отреагировавших пользователях.</w:t>
+      </w:r>
     </w:p>
     <w:p>
       <w:pPr>
@@ -8437,41 +8481,23 @@
       <w:bookmarkStart w:id="77" w:name="_Toc166609868"/>
       <w:bookmarkStart w:id="78" w:name="_Toc166610206"/>
       <w:r>
-        <w:t>Возможность планирования оповещений на определённые даты</w:t>
+        <w:t>Возможност</w:t>
       </w:r>
       <w:bookmarkEnd w:id="77"/>
       <w:bookmarkEnd w:id="78"/>
+      <w:r>
+        <w:t xml:space="preserve">ь просмотра уведомлений и </w:t>
+      </w:r>
+      <w:r>
+        <w:t>написания к ним комментариев</w:t>
+      </w:r>
     </w:p>
     <w:p>
       <w:pPr>
         <w:spacing w:line="360" w:lineRule="auto"/>
       </w:pPr>
       <w:r>
-        <w:t>Должна быть возможность создания отложенного уведомления.</w:t>
-      </w:r>
-      <w:r>
-        <w:t xml:space="preserve"> Для этого должен использоваться тот же интерфейс что и для отправки обычного уведомления.</w:t>
-      </w:r>
-      <w:r>
-        <w:t xml:space="preserve"> Таким образом в меню создания нового уведомления должен быть </w:t>
-      </w:r>
-      <w:r>
-        <w:rPr>
-          <w:lang w:val="en-US"/>
-        </w:rPr>
-        <w:t>checkbox</w:t>
-      </w:r>
-      <w:r>
-        <w:t xml:space="preserve"> </w:t>
-      </w:r>
-      <w:r>
-        <w:t>с надписью «</w:t>
-      </w:r>
-      <w:r>
-        <w:t>Отложенное</w:t>
-      </w:r>
-      <w:r>
-        <w:t>» с расположенными рядом с ним полем для ввода даты.</w:t>
+        <w:t>У пользователя должна быть возможность просмотра полученных и отправленных уведомлений и написания под ними комментариев.</w:t>
       </w:r>
     </w:p>
     <w:p>
@@ -8580,8 +8606,52 @@
     </w:p>
     <w:p>
       <w:pPr>
+        <w:pStyle w:val="3"/>
+      </w:pPr>
+      <w:r>
+        <w:t>Интеграция</w:t>
+      </w:r>
+    </w:p>
+    <w:p>
+      <w:r>
+        <w:t>И</w:t>
+      </w:r>
+      <w:r>
+        <w:t>тоговая система должна иметь модульную структуру, позволяющую легко вносить в нее изменения.</w:t>
+      </w:r>
+    </w:p>
+    <w:p>
+      <w:pPr>
+        <w:pStyle w:val="3"/>
+      </w:pPr>
+      <w:r>
+        <w:lastRenderedPageBreak/>
+        <w:t>Доступность</w:t>
+      </w:r>
+    </w:p>
+    <w:p>
+      <w:pPr>
         <w:spacing w:line="360" w:lineRule="auto"/>
       </w:pPr>
+      <w:r>
+        <w:t>Приложение должно быть доступно на большинстве устройств с возможностью выхода в интернет.</w:t>
+      </w:r>
+    </w:p>
+    <w:p>
+      <w:pPr>
+        <w:pStyle w:val="3"/>
+      </w:pPr>
+      <w:r>
+        <w:t>Гибкость</w:t>
+      </w:r>
+    </w:p>
+    <w:p>
+      <w:pPr>
+        <w:spacing w:line="360" w:lineRule="auto"/>
+      </w:pPr>
+      <w:r>
+        <w:t>Должна быть возможность занесения в систему списка должностей, отделов, видов уведомлений.</w:t>
+      </w:r>
     </w:p>
     <w:p>
       <w:pPr>
@@ -8612,7 +8682,15 @@
         <w:spacing w:line="360" w:lineRule="auto"/>
       </w:pPr>
       <w:r>
-        <w:t>Для реализации подсистемы хранения данных должна использоваться СУБД PostgreSQL.</w:t>
+        <w:t xml:space="preserve">Для реализации подсистемы хранения данных должна использоваться СУБД </w:t>
+      </w:r>
+      <w:proofErr w:type="spellStart"/>
+      <w:r>
+        <w:t>PostgreSQL</w:t>
+      </w:r>
+      <w:proofErr w:type="spellEnd"/>
+      <w:r>
+        <w:t>.</w:t>
       </w:r>
     </w:p>
     <w:p>
@@ -8656,27 +8734,7 @@
         <w:spacing w:line="360" w:lineRule="auto"/>
       </w:pPr>
       <w:r>
-        <w:t>Система должна поддерживать многоязычность</w:t>
-      </w:r>
-      <w:r>
-        <w:t xml:space="preserve"> интерфейса и возможность создания переводов на другие языки</w:t>
-      </w:r>
-      <w:r>
-        <w:t>.</w:t>
-      </w:r>
-    </w:p>
-    <w:p>
-      <w:pPr>
-        <w:spacing w:line="360" w:lineRule="auto"/>
-      </w:pPr>
-      <w:r>
-        <w:t xml:space="preserve">Для этого должна быть возможность создания </w:t>
-      </w:r>
-      <w:r>
-        <w:t>файлов со строками,</w:t>
-      </w:r>
-      <w:r>
-        <w:t xml:space="preserve"> использующимися в системе для простого перевода и добавления новых языков.</w:t>
+        <w:t>Интерфейс системы должен быть на Русском языке.</w:t>
       </w:r>
     </w:p>
     <w:p>
@@ -8696,7 +8754,23 @@
         <w:spacing w:line="360" w:lineRule="auto"/>
       </w:pPr>
       <w:r>
-        <w:t>Необходимо использовать свободно распространяемое программное обеспечение. Сервер системы должен корректно работать на операционной системе Linux, под дистрибутивом Debian. Также на сервер должен быть установлена СУБД PostgreSQL.</w:t>
+        <w:t xml:space="preserve">Необходимо использовать свободно распространяемое программное обеспечение. Сервер системы должен корректно работать на операционной системе Linux, под дистрибутивом </w:t>
+      </w:r>
+      <w:proofErr w:type="spellStart"/>
+      <w:r>
+        <w:t>Debian</w:t>
+      </w:r>
+      <w:proofErr w:type="spellEnd"/>
+      <w:r>
+        <w:t xml:space="preserve">. Также на сервер должен быть установлена СУБД </w:t>
+      </w:r>
+      <w:proofErr w:type="spellStart"/>
+      <w:r>
+        <w:t>PostgreSQL</w:t>
+      </w:r>
+      <w:proofErr w:type="spellEnd"/>
+      <w:r>
+        <w:t>.</w:t>
       </w:r>
     </w:p>
     <w:p>
@@ -8708,14 +8782,44 @@
       </w:pPr>
       <w:bookmarkStart w:id="89" w:name="_Toc166609874"/>
       <w:bookmarkStart w:id="90" w:name="_Toc166610212"/>
+      <w:proofErr w:type="spellStart"/>
       <w:r>
         <w:rPr>
           <w:lang w:val="en-US"/>
         </w:rPr>
-        <w:t>Требования к техническому обеспечению</w:t>
+        <w:t>Требования</w:t>
+      </w:r>
+      <w:proofErr w:type="spellEnd"/>
+      <w:r>
+        <w:rPr>
+          <w:lang w:val="en-US"/>
+        </w:rPr>
+        <w:t xml:space="preserve"> к </w:t>
+      </w:r>
+      <w:proofErr w:type="spellStart"/>
+      <w:r>
+        <w:rPr>
+          <w:lang w:val="en-US"/>
+        </w:rPr>
+        <w:t>техническому</w:t>
+      </w:r>
+      <w:proofErr w:type="spellEnd"/>
+      <w:r>
+        <w:rPr>
+          <w:lang w:val="en-US"/>
+        </w:rPr>
+        <w:t xml:space="preserve"> </w:t>
+      </w:r>
+      <w:proofErr w:type="spellStart"/>
+      <w:r>
+        <w:rPr>
+          <w:lang w:val="en-US"/>
+        </w:rPr>
+        <w:t>обеспечению</w:t>
       </w:r>
       <w:bookmarkEnd w:id="89"/>
       <w:bookmarkEnd w:id="90"/>
+      <w:proofErr w:type="spellEnd"/>
     </w:p>
     <w:p>
       <w:pPr>
@@ -8757,6 +8861,7 @@
               <w:ind w:firstLine="0"/>
             </w:pPr>
             <w:r>
+              <w:lastRenderedPageBreak/>
               <w:t>Процессор</w:t>
             </w:r>
           </w:p>
@@ -8771,7 +8876,15 @@
               <w:ind w:firstLine="0"/>
             </w:pPr>
             <w:r>
-              <w:t>Intel Xeon Bronze 3204</w:t>
+              <w:t xml:space="preserve">Intel Xeon </w:t>
+            </w:r>
+            <w:proofErr w:type="spellStart"/>
+            <w:r>
+              <w:t>Bronze</w:t>
+            </w:r>
+            <w:proofErr w:type="spellEnd"/>
+            <w:r>
+              <w:t xml:space="preserve"> 3204</w:t>
             </w:r>
           </w:p>
         </w:tc>
@@ -8787,7 +8900,6 @@
               <w:ind w:firstLine="0"/>
             </w:pPr>
             <w:r>
-              <w:lastRenderedPageBreak/>
               <w:t>ОЗУ</w:t>
             </w:r>
           </w:p>
@@ -8802,7 +8914,10 @@
               <w:ind w:firstLine="0"/>
             </w:pPr>
             <w:r>
-              <w:t>32ГБ</w:t>
+              <w:t>16</w:t>
+            </w:r>
+            <w:r>
+              <w:t>ГБ</w:t>
             </w:r>
           </w:p>
         </w:tc>
@@ -9324,7 +9439,15 @@
               <w:t>&gt; 1000</w:t>
             </w:r>
             <w:r>
-              <w:t xml:space="preserve"> запр.</w:t>
+              <w:t xml:space="preserve"> </w:t>
+            </w:r>
+            <w:proofErr w:type="spellStart"/>
+            <w:r>
+              <w:t>запр</w:t>
+            </w:r>
+            <w:proofErr w:type="spellEnd"/>
+            <w:r>
+              <w:t>.</w:t>
             </w:r>
             <w:r>
               <w:rPr>
@@ -9414,9 +9537,11 @@
               </w:rPr>
               <w:t>&gt;1000</w:t>
             </w:r>
+            <w:proofErr w:type="spellStart"/>
             <w:r>
               <w:t>гб</w:t>
             </w:r>
+            <w:proofErr w:type="spellEnd"/>
           </w:p>
         </w:tc>
       </w:tr>
@@ -10014,7 +10139,21 @@
               <w:rPr>
                 <w:color w:val="000000" w:themeColor="text1"/>
               </w:rPr>
-              <w:t>Не позднее 1 декабрая 2023</w:t>
+              <w:t xml:space="preserve">Не позднее 1 </w:t>
+            </w:r>
+            <w:proofErr w:type="spellStart"/>
+            <w:r>
+              <w:rPr>
+                <w:color w:val="000000" w:themeColor="text1"/>
+              </w:rPr>
+              <w:t>декабрая</w:t>
+            </w:r>
+            <w:proofErr w:type="spellEnd"/>
+            <w:r>
+              <w:rPr>
+                <w:color w:val="000000" w:themeColor="text1"/>
+              </w:rPr>
+              <w:t xml:space="preserve"> 2023</w:t>
             </w:r>
             <w:r>
               <w:rPr>
